--- a/screenshotsLab1.docx
+++ b/screenshotsLab1.docx
@@ -4,41 +4,32 @@
   <w:body>
     <w:p>
       <w:pPr>
-        <w:jc w:val="center"/>
-        <w:rPr>
-          <w:rFonts w:ascii="Times New Roman" w:hAnsi="Times New Roman" w:cs="Times New Roman"/>
+        <w:spacing w:after="240"/>
+        <w:jc w:val="center"/>
+      </w:pPr>
+      <w:r>
+        <w:rPr>
+          <w:b/>
+          <w:bCs/>
           <w:sz w:val="32"/>
           <w:szCs w:val="32"/>
         </w:rPr>
-      </w:pPr>
-      <w:r>
-        <w:rPr>
-          <w:rFonts w:ascii="Times New Roman" w:hAnsi="Times New Roman" w:cs="Times New Roman"/>
-          <w:sz w:val="32"/>
-          <w:szCs w:val="32"/>
-        </w:rPr>
         <w:t>Скриншоты</w:t>
       </w:r>
     </w:p>
     <w:p>
       <w:pPr>
-        <w:jc w:val="center"/>
-        <w:rPr>
-          <w:rFonts w:ascii="Times New Roman" w:hAnsi="Times New Roman" w:cs="Times New Roman"/>
-          <w:sz w:val="32"/>
-          <w:szCs w:val="32"/>
-        </w:rPr>
-      </w:pPr>
-      <w:r>
-        <w:rPr>
-          <w:rFonts w:ascii="Times New Roman" w:hAnsi="Times New Roman" w:cs="Times New Roman"/>
-          <w:sz w:val="32"/>
-          <w:szCs w:val="32"/>
+        <w:spacing w:before="200" w:after="80"/>
+        <w:jc w:val="center"/>
+      </w:pPr>
+      <w:r>
+        <w:rPr>
+          <w:noProof/>
         </w:rPr>
         <w:drawing>
-          <wp:inline distT="0" distB="0" distL="0" distR="0" wp14:anchorId="26C8BBAB" wp14:editId="07B6157F">
-            <wp:extent cx="5940425" cy="389890"/>
-            <wp:effectExtent l="0" t="0" r="3175" b="0"/>
+          <wp:inline distT="0" distB="0" distL="0" distR="0" wp14:anchorId="30C29FBA" wp14:editId="35766D0D">
+            <wp:extent cx="5715000" cy="371475"/>
+            <wp:effectExtent l="0" t="0" r="0" b="0"/>
             <wp:docPr id="1" name="Рисунок 1"/>
             <wp:cNvGraphicFramePr>
               <a:graphicFrameLocks xmlns:a="http://schemas.openxmlformats.org/drawingml/2006/main" noChangeAspect="1"/>
@@ -47,19 +38,22 @@
               <a:graphicData uri="http://schemas.openxmlformats.org/drawingml/2006/picture">
                 <pic:pic xmlns:pic="http://schemas.openxmlformats.org/drawingml/2006/picture">
                   <pic:nvPicPr>
-                    <pic:cNvPr id="1" name=""/>
-                    <pic:cNvPicPr/>
+                    <pic:cNvPr id="0" name=""/>
+                    <pic:cNvPicPr>
+                      <a:picLocks noChangeAspect="1" noChangeArrowheads="1"/>
+                    </pic:cNvPicPr>
                   </pic:nvPicPr>
                   <pic:blipFill>
-                    <a:blip r:embed="rId4"/>
+                    <a:blip r:embed="rId5"/>
+                    <a:srcRect/>
                     <a:stretch>
                       <a:fillRect/>
                     </a:stretch>
                   </pic:blipFill>
-                  <pic:spPr>
+                  <pic:spPr bwMode="auto">
                     <a:xfrm>
                       <a:off x="0" y="0"/>
-                      <a:ext cx="5940425" cy="389890"/>
+                      <a:ext cx="5715000" cy="371475"/>
                     </a:xfrm>
                     <a:prstGeom prst="rect">
                       <a:avLst/>
@@ -74,134 +68,31 @@
     </w:p>
     <w:p>
       <w:pPr>
-        <w:jc w:val="center"/>
-        <w:rPr>
-          <w:rFonts w:ascii="Times New Roman" w:hAnsi="Times New Roman" w:cs="Times New Roman"/>
-          <w:sz w:val="28"/>
-          <w:szCs w:val="28"/>
-        </w:rPr>
-      </w:pPr>
-      <w:r>
-        <w:rPr>
-          <w:rFonts w:ascii="Times New Roman" w:hAnsi="Times New Roman" w:cs="Times New Roman"/>
-          <w:sz w:val="28"/>
-          <w:szCs w:val="28"/>
-        </w:rPr>
+        <w:spacing w:after="240"/>
+        <w:jc w:val="center"/>
+      </w:pPr>
+      <w:r>
         <w:t>Рисунок 1 – задание по теме-варианту</w:t>
       </w:r>
     </w:p>
     <w:p>
       <w:pPr>
-        <w:jc w:val="center"/>
-        <w:rPr>
-          <w:rFonts w:ascii="Times New Roman" w:hAnsi="Times New Roman" w:cs="Times New Roman"/>
-          <w:sz w:val="28"/>
-          <w:szCs w:val="28"/>
-        </w:rPr>
-      </w:pPr>
-    </w:p>
-    <w:p>
-      <w:pPr>
-        <w:jc w:val="center"/>
-        <w:rPr>
-          <w:rFonts w:ascii="Times New Roman" w:hAnsi="Times New Roman" w:cs="Times New Roman"/>
-          <w:sz w:val="28"/>
-          <w:szCs w:val="28"/>
-        </w:rPr>
-      </w:pPr>
-      <w:r>
-        <w:rPr>
-          <w:rFonts w:ascii="Times New Roman" w:hAnsi="Times New Roman" w:cs="Times New Roman"/>
-          <w:sz w:val="28"/>
-          <w:szCs w:val="28"/>
-        </w:rPr>
-        <w:drawing>
-          <wp:inline distT="0" distB="0" distL="0" distR="0" wp14:anchorId="1199969E" wp14:editId="02110196">
-            <wp:extent cx="3228975" cy="6876082"/>
-            <wp:effectExtent l="0" t="0" r="0" b="1270"/>
-            <wp:docPr id="7" name="Рисунок 7"/>
-            <wp:cNvGraphicFramePr>
-              <a:graphicFrameLocks xmlns:a="http://schemas.openxmlformats.org/drawingml/2006/main" noChangeAspect="1"/>
-            </wp:cNvGraphicFramePr>
-            <a:graphic xmlns:a="http://schemas.openxmlformats.org/drawingml/2006/main">
-              <a:graphicData uri="http://schemas.openxmlformats.org/drawingml/2006/picture">
-                <pic:pic xmlns:pic="http://schemas.openxmlformats.org/drawingml/2006/picture">
-                  <pic:nvPicPr>
-                    <pic:cNvPr id="1" name=""/>
-                    <pic:cNvPicPr/>
-                  </pic:nvPicPr>
-                  <pic:blipFill>
-                    <a:blip r:embed="rId5"/>
-                    <a:stretch>
-                      <a:fillRect/>
-                    </a:stretch>
-                  </pic:blipFill>
-                  <pic:spPr>
-                    <a:xfrm>
-                      <a:off x="0" y="0"/>
-                      <a:ext cx="3238792" cy="6896987"/>
-                    </a:xfrm>
-                    <a:prstGeom prst="rect">
-                      <a:avLst/>
-                    </a:prstGeom>
-                  </pic:spPr>
-                </pic:pic>
-              </a:graphicData>
-            </a:graphic>
-          </wp:inline>
-        </w:drawing>
-      </w:r>
-    </w:p>
-    <w:p>
-      <w:pPr>
-        <w:jc w:val="center"/>
-        <w:rPr>
-          <w:rFonts w:ascii="Times New Roman" w:hAnsi="Times New Roman" w:cs="Times New Roman"/>
-          <w:sz w:val="28"/>
-          <w:szCs w:val="28"/>
-        </w:rPr>
-      </w:pPr>
-      <w:r>
-        <w:rPr>
-          <w:rFonts w:ascii="Times New Roman" w:hAnsi="Times New Roman" w:cs="Times New Roman"/>
-          <w:sz w:val="28"/>
-          <w:szCs w:val="28"/>
-        </w:rPr>
-        <w:t xml:space="preserve">Рисунок 2 – макет страницы «лента» в </w:t>
-      </w:r>
-      <w:proofErr w:type="spellStart"/>
-      <w:r>
-        <w:rPr>
-          <w:rFonts w:ascii="Times New Roman" w:hAnsi="Times New Roman" w:cs="Times New Roman"/>
-          <w:sz w:val="28"/>
-          <w:szCs w:val="28"/>
+        <w:spacing w:after="240"/>
+        <w:jc w:val="center"/>
+        <w:rPr>
           <w:lang w:val="en-US"/>
         </w:rPr>
-        <w:t>figma</w:t>
-      </w:r>
-      <w:proofErr w:type="spellEnd"/>
-    </w:p>
-    <w:p>
-      <w:pPr>
-        <w:jc w:val="center"/>
-        <w:rPr>
-          <w:rFonts w:ascii="Times New Roman" w:hAnsi="Times New Roman" w:cs="Times New Roman"/>
-          <w:sz w:val="28"/>
-          <w:szCs w:val="28"/>
-        </w:rPr>
-      </w:pPr>
-      <w:r>
-        <w:rPr>
-          <w:rFonts w:ascii="Times New Roman" w:hAnsi="Times New Roman" w:cs="Times New Roman"/>
-          <w:sz w:val="28"/>
-          <w:szCs w:val="28"/>
+      </w:pPr>
+      <w:r>
+        <w:rPr>
+          <w:noProof/>
         </w:rPr>
         <w:lastRenderedPageBreak/>
         <w:drawing>
-          <wp:inline distT="0" distB="0" distL="0" distR="0" wp14:anchorId="47A2E19B" wp14:editId="22C761A0">
-            <wp:extent cx="3975841" cy="8382000"/>
-            <wp:effectExtent l="0" t="0" r="5715" b="0"/>
-            <wp:docPr id="8" name="Рисунок 8"/>
+          <wp:inline distT="0" distB="0" distL="0" distR="0" wp14:anchorId="71AA3FC7" wp14:editId="2B5DB379">
+            <wp:extent cx="4085714" cy="8847619"/>
+            <wp:effectExtent l="0" t="0" r="0" b="0"/>
+            <wp:docPr id="26" name="Рисунок 26"/>
             <wp:cNvGraphicFramePr>
               <a:graphicFrameLocks xmlns:a="http://schemas.openxmlformats.org/drawingml/2006/main" noChangeAspect="1"/>
             </wp:cNvGraphicFramePr>
@@ -221,7 +112,7 @@
                   <pic:spPr>
                     <a:xfrm>
                       <a:off x="0" y="0"/>
-                      <a:ext cx="3976448" cy="8383280"/>
+                      <a:ext cx="4085714" cy="8847619"/>
                     </a:xfrm>
                     <a:prstGeom prst="rect">
                       <a:avLst/>
@@ -236,56 +127,36 @@
     </w:p>
     <w:p>
       <w:pPr>
-        <w:jc w:val="center"/>
-        <w:rPr>
-          <w:rFonts w:ascii="Times New Roman" w:hAnsi="Times New Roman" w:cs="Times New Roman"/>
-          <w:sz w:val="28"/>
-          <w:szCs w:val="28"/>
-        </w:rPr>
-      </w:pPr>
-      <w:r>
-        <w:rPr>
-          <w:rFonts w:ascii="Times New Roman" w:hAnsi="Times New Roman" w:cs="Times New Roman"/>
-          <w:sz w:val="28"/>
-          <w:szCs w:val="28"/>
-        </w:rPr>
-        <w:t xml:space="preserve">Рисунок 3 – макет страницы «добавление» в </w:t>
-      </w:r>
-      <w:proofErr w:type="spellStart"/>
-      <w:r>
-        <w:rPr>
-          <w:rFonts w:ascii="Times New Roman" w:hAnsi="Times New Roman" w:cs="Times New Roman"/>
-          <w:sz w:val="28"/>
-          <w:szCs w:val="28"/>
+        <w:spacing w:after="240"/>
+        <w:jc w:val="center"/>
+      </w:pPr>
+      <w:r>
+        <w:t xml:space="preserve">Рисунок 2 – макет страницы «лента» в </w:t>
+      </w:r>
+      <w:proofErr w:type="spellStart"/>
+      <w:r>
+        <w:t>figma</w:t>
+      </w:r>
+      <w:proofErr w:type="spellEnd"/>
+    </w:p>
+    <w:p>
+      <w:pPr>
+        <w:spacing w:after="240"/>
+        <w:jc w:val="center"/>
+        <w:rPr>
           <w:lang w:val="en-US"/>
         </w:rPr>
-        <w:t>figma</w:t>
-      </w:r>
-      <w:proofErr w:type="spellEnd"/>
-    </w:p>
-    <w:p>
-      <w:pPr>
-        <w:jc w:val="center"/>
-        <w:rPr>
-          <w:rFonts w:ascii="Times New Roman" w:hAnsi="Times New Roman" w:cs="Times New Roman"/>
-          <w:sz w:val="28"/>
-          <w:szCs w:val="28"/>
-          <w:lang w:val="en-US"/>
-        </w:rPr>
-      </w:pPr>
-      <w:r>
-        <w:rPr>
-          <w:rFonts w:ascii="Times New Roman" w:hAnsi="Times New Roman" w:cs="Times New Roman"/>
-          <w:sz w:val="28"/>
-          <w:szCs w:val="28"/>
-          <w:lang w:val="en-US"/>
+      </w:pPr>
+      <w:r>
+        <w:rPr>
+          <w:noProof/>
         </w:rPr>
         <w:lastRenderedPageBreak/>
         <w:drawing>
-          <wp:inline distT="0" distB="0" distL="0" distR="0" wp14:anchorId="01BD5D00" wp14:editId="22E21E55">
-            <wp:extent cx="4019550" cy="8569628"/>
-            <wp:effectExtent l="0" t="0" r="0" b="3175"/>
-            <wp:docPr id="9" name="Рисунок 9"/>
+          <wp:inline distT="0" distB="0" distL="0" distR="0" wp14:anchorId="7E386698" wp14:editId="54C4C7DC">
+            <wp:extent cx="4085714" cy="8876190"/>
+            <wp:effectExtent l="0" t="0" r="0" b="1270"/>
+            <wp:docPr id="27" name="Рисунок 27"/>
             <wp:cNvGraphicFramePr>
               <a:graphicFrameLocks xmlns:a="http://schemas.openxmlformats.org/drawingml/2006/main" noChangeAspect="1"/>
             </wp:cNvGraphicFramePr>
@@ -305,7 +176,7 @@
                   <pic:spPr>
                     <a:xfrm>
                       <a:off x="0" y="0"/>
-                      <a:ext cx="4021458" cy="8573696"/>
+                      <a:ext cx="4085714" cy="8876190"/>
                     </a:xfrm>
                     <a:prstGeom prst="rect">
                       <a:avLst/>
@@ -320,120 +191,40 @@
     </w:p>
     <w:p>
       <w:pPr>
-        <w:jc w:val="center"/>
-        <w:rPr>
-          <w:rFonts w:ascii="Times New Roman" w:hAnsi="Times New Roman" w:cs="Times New Roman"/>
-          <w:sz w:val="28"/>
-          <w:szCs w:val="28"/>
+        <w:spacing w:after="240"/>
+        <w:jc w:val="center"/>
+      </w:pPr>
+      <w:r>
+        <w:t xml:space="preserve">Рисунок 3 – макет страницы «добавление» в </w:t>
+      </w:r>
+      <w:proofErr w:type="spellStart"/>
+      <w:r>
+        <w:t>figma</w:t>
+      </w:r>
+      <w:proofErr w:type="spellEnd"/>
+    </w:p>
+    <w:p>
+      <w:pPr>
+        <w:spacing w:after="240"/>
+        <w:jc w:val="center"/>
+        <w:rPr>
           <w:lang w:val="en-US"/>
         </w:rPr>
       </w:pPr>
       <w:r>
         <w:rPr>
-          <w:rFonts w:ascii="Times New Roman" w:hAnsi="Times New Roman" w:cs="Times New Roman"/>
-          <w:sz w:val="28"/>
-          <w:szCs w:val="28"/>
-        </w:rPr>
-        <w:t xml:space="preserve">Рисунок 4 – макет страницы «плитка» в </w:t>
-      </w:r>
-      <w:proofErr w:type="spellStart"/>
-      <w:r>
-        <w:rPr>
-          <w:rFonts w:ascii="Times New Roman" w:hAnsi="Times New Roman" w:cs="Times New Roman"/>
-          <w:sz w:val="28"/>
-          <w:szCs w:val="28"/>
-          <w:lang w:val="en-US"/>
-        </w:rPr>
-        <w:t>figma</w:t>
-      </w:r>
-      <w:proofErr w:type="spellEnd"/>
-    </w:p>
-    <w:p>
-      <w:pPr>
-        <w:jc w:val="center"/>
-        <w:rPr>
-          <w:rFonts w:ascii="Times New Roman" w:hAnsi="Times New Roman" w:cs="Times New Roman"/>
-          <w:sz w:val="28"/>
-          <w:szCs w:val="28"/>
-          <w:lang w:val="en-US"/>
-        </w:rPr>
-      </w:pPr>
-    </w:p>
-    <w:p>
-      <w:pPr>
-        <w:jc w:val="center"/>
-        <w:rPr>
-          <w:rFonts w:ascii="Times New Roman" w:hAnsi="Times New Roman" w:cs="Times New Roman"/>
-          <w:sz w:val="28"/>
-          <w:szCs w:val="28"/>
-        </w:rPr>
-      </w:pPr>
-      <w:r>
-        <w:rPr>
-          <w:rFonts w:ascii="Times New Roman" w:hAnsi="Times New Roman" w:cs="Times New Roman"/>
-          <w:sz w:val="28"/>
-          <w:szCs w:val="28"/>
+          <w:i/>
+          <w:iCs/>
+          <w:color w:val="C00000"/>
+          <w:sz w:val="24"/>
+          <w:szCs w:val="24"/>
         </w:rPr>
         <w:lastRenderedPageBreak/>
-        <w:t>Рисунок 5 – страница «лента»</w:t>
-      </w:r>
-    </w:p>
-    <w:p>
-      <w:pPr>
-        <w:jc w:val="center"/>
-        <w:rPr>
-          <w:rFonts w:ascii="Times New Roman" w:hAnsi="Times New Roman" w:cs="Times New Roman"/>
-          <w:sz w:val="28"/>
-          <w:szCs w:val="28"/>
-        </w:rPr>
-      </w:pPr>
-      <w:r>
-        <w:rPr>
-          <w:rFonts w:ascii="Times New Roman" w:hAnsi="Times New Roman" w:cs="Times New Roman"/>
-          <w:sz w:val="28"/>
-          <w:szCs w:val="28"/>
-        </w:rPr>
-        <w:t>Рисунок 6 – страница «добавление»</w:t>
-      </w:r>
-    </w:p>
-    <w:p>
-      <w:pPr>
-        <w:jc w:val="center"/>
-        <w:rPr>
-          <w:rFonts w:ascii="Times New Roman" w:hAnsi="Times New Roman" w:cs="Times New Roman"/>
-          <w:sz w:val="28"/>
-          <w:szCs w:val="28"/>
-        </w:rPr>
-      </w:pPr>
-      <w:r>
-        <w:rPr>
-          <w:rFonts w:ascii="Times New Roman" w:hAnsi="Times New Roman" w:cs="Times New Roman"/>
-          <w:sz w:val="28"/>
-          <w:szCs w:val="28"/>
-        </w:rPr>
-        <w:t>Рисунок 7 – страница «плитка»</w:t>
-      </w:r>
-    </w:p>
-    <w:p>
-      <w:pPr>
-        <w:jc w:val="center"/>
-        <w:rPr>
-          <w:rFonts w:ascii="Times New Roman" w:hAnsi="Times New Roman" w:cs="Times New Roman"/>
-          <w:sz w:val="28"/>
-          <w:szCs w:val="28"/>
-        </w:rPr>
-      </w:pPr>
-      <w:r>
-        <w:rPr>
-          <w:rFonts w:ascii="Times New Roman" w:hAnsi="Times New Roman" w:cs="Times New Roman"/>
-          <w:sz w:val="28"/>
-          <w:szCs w:val="28"/>
-        </w:rPr>
         <w:drawing>
-          <wp:inline distT="0" distB="0" distL="0" distR="0" wp14:anchorId="523C3B37" wp14:editId="030CE388">
-            <wp:extent cx="5940425" cy="2950210"/>
-            <wp:effectExtent l="0" t="0" r="3175" b="2540"/>
-            <wp:docPr id="11" name="Рисунок 11"/>
+          <wp:inline distT="0" distB="0" distL="0" distR="0" wp14:anchorId="612C5767" wp14:editId="7D22055F">
+            <wp:extent cx="2934109" cy="6363588"/>
+            <wp:effectExtent l="0" t="0" r="0" b="0"/>
+            <wp:docPr id="18" name="Рисунок 18"/>
             <wp:cNvGraphicFramePr>
               <a:graphicFrameLocks xmlns:a="http://schemas.openxmlformats.org/drawingml/2006/main" noChangeAspect="1"/>
             </wp:cNvGraphicFramePr>
@@ -453,7 +244,7 @@
                   <pic:spPr>
                     <a:xfrm>
                       <a:off x="0" y="0"/>
-                      <a:ext cx="5940425" cy="2950210"/>
+                      <a:ext cx="2934109" cy="6363588"/>
                     </a:xfrm>
                     <a:prstGeom prst="rect">
                       <a:avLst/>
@@ -468,86 +259,503 @@
     </w:p>
     <w:p>
       <w:pPr>
-        <w:jc w:val="center"/>
-        <w:rPr>
-          <w:rFonts w:ascii="Times New Roman" w:hAnsi="Times New Roman" w:cs="Times New Roman"/>
-          <w:sz w:val="28"/>
-          <w:szCs w:val="28"/>
-        </w:rPr>
-      </w:pPr>
-      <w:r>
-        <w:rPr>
-          <w:rFonts w:ascii="Times New Roman" w:hAnsi="Times New Roman" w:cs="Times New Roman"/>
-          <w:sz w:val="28"/>
-          <w:szCs w:val="28"/>
-        </w:rPr>
+        <w:spacing w:after="240"/>
+        <w:jc w:val="center"/>
+      </w:pPr>
+      <w:r>
+        <w:t xml:space="preserve">Рисунок 4 – макет страницы «плитка» в </w:t>
+      </w:r>
+      <w:proofErr w:type="spellStart"/>
+      <w:r>
+        <w:t>figma</w:t>
+      </w:r>
+      <w:proofErr w:type="spellEnd"/>
+    </w:p>
+    <w:p>
+      <w:r>
+        <w:br w:type="page"/>
+      </w:r>
+    </w:p>
+    <w:p>
+      <w:pPr>
+        <w:spacing w:before="200" w:after="80"/>
+        <w:jc w:val="center"/>
+      </w:pPr>
+      <w:r>
+        <w:rPr>
+          <w:noProof/>
+        </w:rPr>
+        <w:lastRenderedPageBreak/>
+        <w:drawing>
+          <wp:inline distT="0" distB="0" distL="0" distR="0" wp14:anchorId="1B425455" wp14:editId="5AA9F4BA">
+            <wp:extent cx="2381250" cy="4981575"/>
+            <wp:effectExtent l="0" t="0" r="0" b="0"/>
+            <wp:docPr id="2" name="Рисунок 2"/>
+            <wp:cNvGraphicFramePr>
+              <a:graphicFrameLocks xmlns:a="http://schemas.openxmlformats.org/drawingml/2006/main" noChangeAspect="1"/>
+            </wp:cNvGraphicFramePr>
+            <a:graphic xmlns:a="http://schemas.openxmlformats.org/drawingml/2006/main">
+              <a:graphicData uri="http://schemas.openxmlformats.org/drawingml/2006/picture">
+                <pic:pic xmlns:pic="http://schemas.openxmlformats.org/drawingml/2006/picture">
+                  <pic:nvPicPr>
+                    <pic:cNvPr id="0" name=""/>
+                    <pic:cNvPicPr>
+                      <a:picLocks noChangeAspect="1" noChangeArrowheads="1"/>
+                    </pic:cNvPicPr>
+                  </pic:nvPicPr>
+                  <pic:blipFill>
+                    <a:blip r:embed="rId9"/>
+                    <a:srcRect/>
+                    <a:stretch>
+                      <a:fillRect/>
+                    </a:stretch>
+                  </pic:blipFill>
+                  <pic:spPr bwMode="auto">
+                    <a:xfrm>
+                      <a:off x="0" y="0"/>
+                      <a:ext cx="2381250" cy="4981575"/>
+                    </a:xfrm>
+                    <a:prstGeom prst="rect">
+                      <a:avLst/>
+                    </a:prstGeom>
+                  </pic:spPr>
+                </pic:pic>
+              </a:graphicData>
+            </a:graphic>
+          </wp:inline>
+        </w:drawing>
+      </w:r>
+    </w:p>
+    <w:p>
+      <w:pPr>
+        <w:spacing w:after="240"/>
+        <w:jc w:val="center"/>
+      </w:pPr>
+      <w:r>
+        <w:t>Рисунок 5 – страница «лента», GET /</w:t>
+      </w:r>
+      <w:proofErr w:type="spellStart"/>
+      <w:r>
+        <w:t>comets</w:t>
+      </w:r>
+      <w:proofErr w:type="spellEnd"/>
+      <w:r>
+        <w:t>/</w:t>
+      </w:r>
+      <w:proofErr w:type="spellStart"/>
+      <w:r>
+        <w:t>feed</w:t>
+      </w:r>
+      <w:proofErr w:type="spellEnd"/>
+      <w:r>
+        <w:t>/1</w:t>
+      </w:r>
+    </w:p>
+    <w:p>
+      <w:pPr>
+        <w:spacing w:before="200" w:after="80"/>
+        <w:jc w:val="center"/>
+      </w:pPr>
+      <w:r>
+        <w:rPr>
+          <w:noProof/>
+        </w:rPr>
+        <w:lastRenderedPageBreak/>
+        <w:drawing>
+          <wp:inline distT="0" distB="0" distL="0" distR="0" wp14:anchorId="451E7815" wp14:editId="3CF1A8C7">
+            <wp:extent cx="2381250" cy="4981575"/>
+            <wp:effectExtent l="0" t="0" r="0" b="0"/>
+            <wp:docPr id="3" name="Рисунок 3"/>
+            <wp:cNvGraphicFramePr>
+              <a:graphicFrameLocks xmlns:a="http://schemas.openxmlformats.org/drawingml/2006/main" noChangeAspect="1"/>
+            </wp:cNvGraphicFramePr>
+            <a:graphic xmlns:a="http://schemas.openxmlformats.org/drawingml/2006/main">
+              <a:graphicData uri="http://schemas.openxmlformats.org/drawingml/2006/picture">
+                <pic:pic xmlns:pic="http://schemas.openxmlformats.org/drawingml/2006/picture">
+                  <pic:nvPicPr>
+                    <pic:cNvPr id="0" name=""/>
+                    <pic:cNvPicPr>
+                      <a:picLocks noChangeAspect="1" noChangeArrowheads="1"/>
+                    </pic:cNvPicPr>
+                  </pic:nvPicPr>
+                  <pic:blipFill>
+                    <a:blip r:embed="rId10"/>
+                    <a:srcRect/>
+                    <a:stretch>
+                      <a:fillRect/>
+                    </a:stretch>
+                  </pic:blipFill>
+                  <pic:spPr bwMode="auto">
+                    <a:xfrm>
+                      <a:off x="0" y="0"/>
+                      <a:ext cx="2381250" cy="4981575"/>
+                    </a:xfrm>
+                    <a:prstGeom prst="rect">
+                      <a:avLst/>
+                    </a:prstGeom>
+                  </pic:spPr>
+                </pic:pic>
+              </a:graphicData>
+            </a:graphic>
+          </wp:inline>
+        </w:drawing>
+      </w:r>
+    </w:p>
+    <w:p>
+      <w:pPr>
+        <w:spacing w:after="240"/>
+        <w:jc w:val="center"/>
+      </w:pPr>
+      <w:r>
+        <w:t>Рисунок 6 – страница «добавление», GET /</w:t>
+      </w:r>
+      <w:proofErr w:type="spellStart"/>
+      <w:r>
+        <w:t>comets</w:t>
+      </w:r>
+      <w:proofErr w:type="spellEnd"/>
+      <w:r>
+        <w:t>/</w:t>
+      </w:r>
+      <w:proofErr w:type="spellStart"/>
+      <w:r>
+        <w:t>draft</w:t>
+      </w:r>
+      <w:proofErr w:type="spellEnd"/>
+    </w:p>
+    <w:p>
+      <w:pPr>
+        <w:spacing w:before="200" w:after="80"/>
+        <w:jc w:val="center"/>
+      </w:pPr>
+      <w:r>
+        <w:rPr>
+          <w:noProof/>
+        </w:rPr>
+        <w:lastRenderedPageBreak/>
+        <w:drawing>
+          <wp:inline distT="0" distB="0" distL="0" distR="0" wp14:anchorId="1DE4AA65" wp14:editId="68699ED5">
+            <wp:extent cx="2381250" cy="4981575"/>
+            <wp:effectExtent l="0" t="0" r="0" b="0"/>
+            <wp:docPr id="4" name="Рисунок 4"/>
+            <wp:cNvGraphicFramePr>
+              <a:graphicFrameLocks xmlns:a="http://schemas.openxmlformats.org/drawingml/2006/main" noChangeAspect="1"/>
+            </wp:cNvGraphicFramePr>
+            <a:graphic xmlns:a="http://schemas.openxmlformats.org/drawingml/2006/main">
+              <a:graphicData uri="http://schemas.openxmlformats.org/drawingml/2006/picture">
+                <pic:pic xmlns:pic="http://schemas.openxmlformats.org/drawingml/2006/picture">
+                  <pic:nvPicPr>
+                    <pic:cNvPr id="0" name=""/>
+                    <pic:cNvPicPr>
+                      <a:picLocks noChangeAspect="1" noChangeArrowheads="1"/>
+                    </pic:cNvPicPr>
+                  </pic:nvPicPr>
+                  <pic:blipFill>
+                    <a:blip r:embed="rId11"/>
+                    <a:srcRect/>
+                    <a:stretch>
+                      <a:fillRect/>
+                    </a:stretch>
+                  </pic:blipFill>
+                  <pic:spPr bwMode="auto">
+                    <a:xfrm>
+                      <a:off x="0" y="0"/>
+                      <a:ext cx="2381250" cy="4981575"/>
+                    </a:xfrm>
+                    <a:prstGeom prst="rect">
+                      <a:avLst/>
+                    </a:prstGeom>
+                  </pic:spPr>
+                </pic:pic>
+              </a:graphicData>
+            </a:graphic>
+          </wp:inline>
+        </w:drawing>
+      </w:r>
+    </w:p>
+    <w:p>
+      <w:pPr>
+        <w:spacing w:after="240"/>
+        <w:jc w:val="center"/>
+      </w:pPr>
+      <w:r>
+        <w:t>Рисунок 7 – страница «плитка», GET /</w:t>
+      </w:r>
+      <w:proofErr w:type="spellStart"/>
+      <w:r>
+        <w:t>comets</w:t>
+      </w:r>
+      <w:proofErr w:type="spellEnd"/>
+    </w:p>
+    <w:p>
+      <w:r>
+        <w:br w:type="page"/>
+      </w:r>
+    </w:p>
+    <w:p>
+      <w:pPr>
+        <w:spacing w:before="200" w:after="80"/>
+        <w:jc w:val="center"/>
+      </w:pPr>
+      <w:r>
+        <w:rPr>
+          <w:noProof/>
+        </w:rPr>
+        <w:lastRenderedPageBreak/>
+        <w:drawing>
+          <wp:inline distT="0" distB="0" distL="0" distR="0" wp14:anchorId="36FF4FC9" wp14:editId="7BA495E7">
+            <wp:extent cx="5715000" cy="2562225"/>
+            <wp:effectExtent l="0" t="0" r="0" b="0"/>
+            <wp:docPr id="5" name="Рисунок 5"/>
+            <wp:cNvGraphicFramePr>
+              <a:graphicFrameLocks xmlns:a="http://schemas.openxmlformats.org/drawingml/2006/main" noChangeAspect="1"/>
+            </wp:cNvGraphicFramePr>
+            <a:graphic xmlns:a="http://schemas.openxmlformats.org/drawingml/2006/main">
+              <a:graphicData uri="http://schemas.openxmlformats.org/drawingml/2006/picture">
+                <pic:pic xmlns:pic="http://schemas.openxmlformats.org/drawingml/2006/picture">
+                  <pic:nvPicPr>
+                    <pic:cNvPr id="0" name=""/>
+                    <pic:cNvPicPr>
+                      <a:picLocks noChangeAspect="1" noChangeArrowheads="1"/>
+                    </pic:cNvPicPr>
+                  </pic:nvPicPr>
+                  <pic:blipFill>
+                    <a:blip r:embed="rId12"/>
+                    <a:srcRect/>
+                    <a:stretch>
+                      <a:fillRect/>
+                    </a:stretch>
+                  </pic:blipFill>
+                  <pic:spPr bwMode="auto">
+                    <a:xfrm>
+                      <a:off x="0" y="0"/>
+                      <a:ext cx="5715000" cy="2562225"/>
+                    </a:xfrm>
+                    <a:prstGeom prst="rect">
+                      <a:avLst/>
+                    </a:prstGeom>
+                  </pic:spPr>
+                </pic:pic>
+              </a:graphicData>
+            </a:graphic>
+          </wp:inline>
+        </w:drawing>
+      </w:r>
+    </w:p>
+    <w:p>
+      <w:pPr>
+        <w:spacing w:before="200" w:after="80"/>
+        <w:jc w:val="center"/>
+      </w:pPr>
+      <w:r>
+        <w:rPr>
+          <w:noProof/>
+        </w:rPr>
+        <w:drawing>
+          <wp:inline distT="0" distB="0" distL="0" distR="0" wp14:anchorId="7417AE7C" wp14:editId="4B8DB6B8">
+            <wp:extent cx="5715000" cy="2562225"/>
+            <wp:effectExtent l="0" t="0" r="0" b="0"/>
+            <wp:docPr id="6" name="Рисунок 6"/>
+            <wp:cNvGraphicFramePr>
+              <a:graphicFrameLocks xmlns:a="http://schemas.openxmlformats.org/drawingml/2006/main" noChangeAspect="1"/>
+            </wp:cNvGraphicFramePr>
+            <a:graphic xmlns:a="http://schemas.openxmlformats.org/drawingml/2006/main">
+              <a:graphicData uri="http://schemas.openxmlformats.org/drawingml/2006/picture">
+                <pic:pic xmlns:pic="http://schemas.openxmlformats.org/drawingml/2006/picture">
+                  <pic:nvPicPr>
+                    <pic:cNvPr id="0" name=""/>
+                    <pic:cNvPicPr>
+                      <a:picLocks noChangeAspect="1" noChangeArrowheads="1"/>
+                    </pic:cNvPicPr>
+                  </pic:nvPicPr>
+                  <pic:blipFill>
+                    <a:blip r:embed="rId13"/>
+                    <a:srcRect/>
+                    <a:stretch>
+                      <a:fillRect/>
+                    </a:stretch>
+                  </pic:blipFill>
+                  <pic:spPr bwMode="auto">
+                    <a:xfrm>
+                      <a:off x="0" y="0"/>
+                      <a:ext cx="5715000" cy="2562225"/>
+                    </a:xfrm>
+                    <a:prstGeom prst="rect">
+                      <a:avLst/>
+                    </a:prstGeom>
+                  </pic:spPr>
+                </pic:pic>
+              </a:graphicData>
+            </a:graphic>
+          </wp:inline>
+        </w:drawing>
+      </w:r>
+    </w:p>
+    <w:p>
+      <w:pPr>
+        <w:spacing w:after="240"/>
+        <w:jc w:val="center"/>
+      </w:pPr>
+      <w:r>
         <w:t xml:space="preserve">Рисунок 8 – сайт </w:t>
       </w:r>
       <w:proofErr w:type="spellStart"/>
       <w:r>
-        <w:rPr>
-          <w:rFonts w:ascii="Times New Roman" w:hAnsi="Times New Roman" w:cs="Times New Roman"/>
-          <w:sz w:val="28"/>
-          <w:szCs w:val="28"/>
-          <w:lang w:val="en-US"/>
-        </w:rPr>
-        <w:t>nasa</w:t>
-      </w:r>
-      <w:proofErr w:type="spellEnd"/>
-      <w:r>
-        <w:rPr>
-          <w:rFonts w:ascii="Times New Roman" w:hAnsi="Times New Roman" w:cs="Times New Roman"/>
-          <w:sz w:val="28"/>
-          <w:szCs w:val="28"/>
-        </w:rPr>
-        <w:t xml:space="preserve"> </w:t>
-      </w:r>
-      <w:r>
-        <w:rPr>
-          <w:rFonts w:ascii="Times New Roman" w:hAnsi="Times New Roman" w:cs="Times New Roman"/>
-          <w:sz w:val="28"/>
-          <w:szCs w:val="28"/>
-          <w:lang w:val="en-US"/>
-        </w:rPr>
-        <w:t>eyes</w:t>
-      </w:r>
-      <w:r>
-        <w:rPr>
-          <w:rFonts w:ascii="Times New Roman" w:hAnsi="Times New Roman" w:cs="Times New Roman"/>
-          <w:sz w:val="28"/>
-          <w:szCs w:val="28"/>
-        </w:rPr>
-        <w:t xml:space="preserve">, </w:t>
-      </w:r>
-      <w:r>
-        <w:rPr>
-          <w:rFonts w:ascii="Times New Roman" w:hAnsi="Times New Roman" w:cs="Times New Roman"/>
-          <w:sz w:val="28"/>
-          <w:szCs w:val="28"/>
-        </w:rPr>
-        <w:t>откуда брался дизайн</w:t>
-      </w:r>
-    </w:p>
-    <w:p>
-      <w:pPr>
-        <w:jc w:val="center"/>
-        <w:rPr>
-          <w:rFonts w:ascii="Times New Roman" w:hAnsi="Times New Roman" w:cs="Times New Roman"/>
-          <w:sz w:val="28"/>
-          <w:szCs w:val="28"/>
-        </w:rPr>
-      </w:pPr>
-      <w:r>
-        <w:rPr>
-          <w:rFonts w:ascii="Times New Roman" w:hAnsi="Times New Roman" w:cs="Times New Roman"/>
-          <w:sz w:val="28"/>
-          <w:szCs w:val="28"/>
+        <w:t>TheSkyLive</w:t>
+      </w:r>
+      <w:proofErr w:type="spellEnd"/>
+      <w:r>
+        <w:t xml:space="preserve"> (theskylive.com/</w:t>
+      </w:r>
+      <w:proofErr w:type="spellStart"/>
+      <w:r>
+        <w:t>comets</w:t>
+      </w:r>
+      <w:proofErr w:type="spellEnd"/>
+      <w:r>
+        <w:t>), откуда брался дизайн: навигация, кнопки, поле поиска и карточка кометы</w:t>
+      </w:r>
+    </w:p>
+    <w:p>
+      <w:pPr>
+        <w:spacing w:before="200" w:after="80"/>
+        <w:jc w:val="center"/>
+      </w:pPr>
+      <w:r>
+        <w:rPr>
+          <w:noProof/>
         </w:rPr>
         <w:drawing>
-          <wp:inline distT="0" distB="0" distL="0" distR="0" wp14:anchorId="5AD1AA8E" wp14:editId="3888FB67">
-            <wp:extent cx="4058216" cy="2734057"/>
-            <wp:effectExtent l="0" t="0" r="0" b="9525"/>
-            <wp:docPr id="12" name="Рисунок 12"/>
+          <wp:inline distT="0" distB="0" distL="0" distR="0" wp14:anchorId="16A78B6F" wp14:editId="349CEBF4">
+            <wp:extent cx="5715000" cy="1952625"/>
+            <wp:effectExtent l="0" t="0" r="0" b="0"/>
+            <wp:docPr id="7" name="Рисунок 7"/>
+            <wp:cNvGraphicFramePr>
+              <a:graphicFrameLocks xmlns:a="http://schemas.openxmlformats.org/drawingml/2006/main" noChangeAspect="1"/>
+            </wp:cNvGraphicFramePr>
+            <a:graphic xmlns:a="http://schemas.openxmlformats.org/drawingml/2006/main">
+              <a:graphicData uri="http://schemas.openxmlformats.org/drawingml/2006/picture">
+                <pic:pic xmlns:pic="http://schemas.openxmlformats.org/drawingml/2006/picture">
+                  <pic:nvPicPr>
+                    <pic:cNvPr id="0" name=""/>
+                    <pic:cNvPicPr>
+                      <a:picLocks noChangeAspect="1" noChangeArrowheads="1"/>
+                    </pic:cNvPicPr>
+                  </pic:nvPicPr>
+                  <pic:blipFill>
+                    <a:blip r:embed="rId14"/>
+                    <a:srcRect/>
+                    <a:stretch>
+                      <a:fillRect/>
+                    </a:stretch>
+                  </pic:blipFill>
+                  <pic:spPr bwMode="auto">
+                    <a:xfrm>
+                      <a:off x="0" y="0"/>
+                      <a:ext cx="5715000" cy="1952625"/>
+                    </a:xfrm>
+                    <a:prstGeom prst="rect">
+                      <a:avLst/>
+                    </a:prstGeom>
+                  </pic:spPr>
+                </pic:pic>
+              </a:graphicData>
+            </a:graphic>
+          </wp:inline>
+        </w:drawing>
+      </w:r>
+    </w:p>
+    <w:p>
+      <w:pPr>
+        <w:spacing w:after="240"/>
+        <w:jc w:val="center"/>
+      </w:pPr>
+      <w:r>
+        <w:t xml:space="preserve">Рисунок 9 – перечень скопированных с сайта цветов и </w:t>
+      </w:r>
+      <w:proofErr w:type="spellStart"/>
+      <w:r>
+        <w:t>hover</w:t>
+      </w:r>
+      <w:proofErr w:type="spellEnd"/>
+      <w:r>
+        <w:t xml:space="preserve"> в style.css</w:t>
+      </w:r>
+    </w:p>
+    <w:p>
+      <w:r>
+        <w:br w:type="page"/>
+      </w:r>
+    </w:p>
+    <w:p>
+      <w:pPr>
+        <w:spacing w:before="200" w:after="80"/>
+        <w:jc w:val="center"/>
+      </w:pPr>
+      <w:r>
+        <w:rPr>
+          <w:noProof/>
+        </w:rPr>
+        <w:lastRenderedPageBreak/>
+        <w:drawing>
+          <wp:inline distT="0" distB="0" distL="0" distR="0" wp14:anchorId="0314C630" wp14:editId="4F03CB0C">
+            <wp:extent cx="2381250" cy="4981575"/>
+            <wp:effectExtent l="0" t="0" r="0" b="0"/>
+            <wp:docPr id="8" name="Рисунок 8"/>
+            <wp:cNvGraphicFramePr>
+              <a:graphicFrameLocks xmlns:a="http://schemas.openxmlformats.org/drawingml/2006/main" noChangeAspect="1"/>
+            </wp:cNvGraphicFramePr>
+            <a:graphic xmlns:a="http://schemas.openxmlformats.org/drawingml/2006/main">
+              <a:graphicData uri="http://schemas.openxmlformats.org/drawingml/2006/picture">
+                <pic:pic xmlns:pic="http://schemas.openxmlformats.org/drawingml/2006/picture">
+                  <pic:nvPicPr>
+                    <pic:cNvPr id="0" name=""/>
+                    <pic:cNvPicPr>
+                      <a:picLocks noChangeAspect="1" noChangeArrowheads="1"/>
+                    </pic:cNvPicPr>
+                  </pic:nvPicPr>
+                  <pic:blipFill>
+                    <a:blip r:embed="rId15"/>
+                    <a:srcRect/>
+                    <a:stretch>
+                      <a:fillRect/>
+                    </a:stretch>
+                  </pic:blipFill>
+                  <pic:spPr bwMode="auto">
+                    <a:xfrm>
+                      <a:off x="0" y="0"/>
+                      <a:ext cx="2381250" cy="4981575"/>
+                    </a:xfrm>
+                    <a:prstGeom prst="rect">
+                      <a:avLst/>
+                    </a:prstGeom>
+                  </pic:spPr>
+                </pic:pic>
+              </a:graphicData>
+            </a:graphic>
+          </wp:inline>
+        </w:drawing>
+      </w:r>
+    </w:p>
+    <w:p>
+      <w:pPr>
+        <w:spacing w:after="240"/>
+        <w:jc w:val="center"/>
+      </w:pPr>
+      <w:r>
+        <w:rPr>
+          <w:i/>
+          <w:iCs/>
+          <w:noProof/>
+          <w:color w:val="C00000"/>
+          <w:sz w:val="24"/>
+          <w:szCs w:val="24"/>
+        </w:rPr>
+        <w:drawing>
+          <wp:inline distT="0" distB="0" distL="0" distR="0" wp14:anchorId="48F400AA" wp14:editId="205D36AD">
+            <wp:extent cx="6120130" cy="1033145"/>
+            <wp:effectExtent l="0" t="0" r="0" b="0"/>
+            <wp:docPr id="19" name="Рисунок 19"/>
             <wp:cNvGraphicFramePr>
               <a:graphicFrameLocks xmlns:a="http://schemas.openxmlformats.org/drawingml/2006/main" noChangeAspect="1"/>
             </wp:cNvGraphicFramePr>
@@ -559,7 +767,7 @@
                     <pic:cNvPicPr/>
                   </pic:nvPicPr>
                   <pic:blipFill>
-                    <a:blip r:embed="rId9"/>
+                    <a:blip r:embed="rId16"/>
                     <a:stretch>
                       <a:fillRect/>
                     </a:stretch>
@@ -567,7 +775,7 @@
                   <pic:spPr>
                     <a:xfrm>
                       <a:off x="0" y="0"/>
-                      <a:ext cx="4058216" cy="2734057"/>
+                      <a:ext cx="6120130" cy="1033145"/>
                     </a:xfrm>
                     <a:prstGeom prst="rect">
                       <a:avLst/>
@@ -579,103 +787,1032 @@
           </wp:inline>
         </w:drawing>
       </w:r>
-    </w:p>
-    <w:p>
-      <w:pPr>
-        <w:jc w:val="center"/>
-        <w:rPr>
-          <w:rFonts w:ascii="Times New Roman" w:hAnsi="Times New Roman" w:cs="Times New Roman"/>
-          <w:sz w:val="28"/>
-          <w:szCs w:val="28"/>
-        </w:rPr>
-      </w:pPr>
-      <w:r>
-        <w:rPr>
-          <w:rFonts w:ascii="Times New Roman" w:hAnsi="Times New Roman" w:cs="Times New Roman"/>
-          <w:sz w:val="28"/>
-          <w:szCs w:val="28"/>
-        </w:rPr>
-        <w:t xml:space="preserve">Рисунок </w:t>
-      </w:r>
-      <w:r>
-        <w:rPr>
-          <w:rFonts w:ascii="Times New Roman" w:hAnsi="Times New Roman" w:cs="Times New Roman"/>
-          <w:sz w:val="28"/>
-          <w:szCs w:val="28"/>
-        </w:rPr>
-        <w:t>9</w:t>
-      </w:r>
-      <w:r>
-        <w:rPr>
-          <w:rFonts w:ascii="Times New Roman" w:hAnsi="Times New Roman" w:cs="Times New Roman"/>
-          <w:sz w:val="28"/>
-          <w:szCs w:val="28"/>
-        </w:rPr>
-        <w:t xml:space="preserve"> – сайт </w:t>
-      </w:r>
-      <w:proofErr w:type="spellStart"/>
-      <w:r>
-        <w:rPr>
-          <w:rFonts w:ascii="Times New Roman" w:hAnsi="Times New Roman" w:cs="Times New Roman"/>
-          <w:sz w:val="28"/>
-          <w:szCs w:val="28"/>
+      <w:r>
+        <w:t>Рисунок 10 – лента по ID следующей услуги: GET /</w:t>
+      </w:r>
+      <w:proofErr w:type="spellStart"/>
+      <w:r>
+        <w:t>comets</w:t>
+      </w:r>
+      <w:proofErr w:type="spellEnd"/>
+      <w:r>
+        <w:t>/</w:t>
+      </w:r>
+      <w:proofErr w:type="spellStart"/>
+      <w:r>
+        <w:t>feed</w:t>
+      </w:r>
+      <w:proofErr w:type="spellEnd"/>
+      <w:r>
+        <w:t>/3?next=</w:t>
+      </w:r>
+      <w:proofErr w:type="spellStart"/>
+      <w:r>
+        <w:t>true</w:t>
+      </w:r>
+      <w:proofErr w:type="spellEnd"/>
+      <w:r>
+        <w:t xml:space="preserve"> (</w:t>
+      </w:r>
+      <w:proofErr w:type="spellStart"/>
+      <w:r>
+        <w:t>id</w:t>
+      </w:r>
+      <w:proofErr w:type="spellEnd"/>
+      <w:r>
+        <w:t xml:space="preserve"> = 3, параметр </w:t>
+      </w:r>
+      <w:proofErr w:type="spellStart"/>
+      <w:r>
+        <w:t>next</w:t>
+      </w:r>
+      <w:proofErr w:type="spellEnd"/>
+      <w:r>
+        <w:t>)</w:t>
+      </w:r>
+    </w:p>
+    <w:p>
+      <w:pPr>
+        <w:spacing w:before="200" w:after="80"/>
+        <w:jc w:val="center"/>
+      </w:pPr>
+      <w:r>
+        <w:rPr>
+          <w:noProof/>
+        </w:rPr>
+        <w:lastRenderedPageBreak/>
+        <w:drawing>
+          <wp:inline distT="0" distB="0" distL="0" distR="0" wp14:anchorId="5F915A42" wp14:editId="66409115">
+            <wp:extent cx="2381250" cy="4981575"/>
+            <wp:effectExtent l="0" t="0" r="0" b="0"/>
+            <wp:docPr id="9" name="Рисунок 9"/>
+            <wp:cNvGraphicFramePr>
+              <a:graphicFrameLocks xmlns:a="http://schemas.openxmlformats.org/drawingml/2006/main" noChangeAspect="1"/>
+            </wp:cNvGraphicFramePr>
+            <a:graphic xmlns:a="http://schemas.openxmlformats.org/drawingml/2006/main">
+              <a:graphicData uri="http://schemas.openxmlformats.org/drawingml/2006/picture">
+                <pic:pic xmlns:pic="http://schemas.openxmlformats.org/drawingml/2006/picture">
+                  <pic:nvPicPr>
+                    <pic:cNvPr id="0" name=""/>
+                    <pic:cNvPicPr>
+                      <a:picLocks noChangeAspect="1" noChangeArrowheads="1"/>
+                    </pic:cNvPicPr>
+                  </pic:nvPicPr>
+                  <pic:blipFill>
+                    <a:blip r:embed="rId10"/>
+                    <a:srcRect/>
+                    <a:stretch>
+                      <a:fillRect/>
+                    </a:stretch>
+                  </pic:blipFill>
+                  <pic:spPr bwMode="auto">
+                    <a:xfrm>
+                      <a:off x="0" y="0"/>
+                      <a:ext cx="2381250" cy="4981575"/>
+                    </a:xfrm>
+                    <a:prstGeom prst="rect">
+                      <a:avLst/>
+                    </a:prstGeom>
+                  </pic:spPr>
+                </pic:pic>
+              </a:graphicData>
+            </a:graphic>
+          </wp:inline>
+        </w:drawing>
+      </w:r>
+    </w:p>
+    <w:p>
+      <w:pPr>
+        <w:spacing w:after="240"/>
+        <w:jc w:val="center"/>
+      </w:pPr>
+      <w:r>
+        <w:rPr>
+          <w:i/>
+          <w:iCs/>
+          <w:noProof/>
+          <w:color w:val="C00000"/>
+          <w:sz w:val="24"/>
+          <w:szCs w:val="24"/>
+        </w:rPr>
+        <w:drawing>
+          <wp:inline distT="0" distB="0" distL="0" distR="0" wp14:anchorId="7250F548" wp14:editId="3014185B">
+            <wp:extent cx="6120130" cy="1072515"/>
+            <wp:effectExtent l="0" t="0" r="0" b="0"/>
+            <wp:docPr id="20" name="Рисунок 20"/>
+            <wp:cNvGraphicFramePr>
+              <a:graphicFrameLocks xmlns:a="http://schemas.openxmlformats.org/drawingml/2006/main" noChangeAspect="1"/>
+            </wp:cNvGraphicFramePr>
+            <a:graphic xmlns:a="http://schemas.openxmlformats.org/drawingml/2006/main">
+              <a:graphicData uri="http://schemas.openxmlformats.org/drawingml/2006/picture">
+                <pic:pic xmlns:pic="http://schemas.openxmlformats.org/drawingml/2006/picture">
+                  <pic:nvPicPr>
+                    <pic:cNvPr id="1" name=""/>
+                    <pic:cNvPicPr/>
+                  </pic:nvPicPr>
+                  <pic:blipFill>
+                    <a:blip r:embed="rId17"/>
+                    <a:stretch>
+                      <a:fillRect/>
+                    </a:stretch>
+                  </pic:blipFill>
+                  <pic:spPr>
+                    <a:xfrm>
+                      <a:off x="0" y="0"/>
+                      <a:ext cx="6120130" cy="1072515"/>
+                    </a:xfrm>
+                    <a:prstGeom prst="rect">
+                      <a:avLst/>
+                    </a:prstGeom>
+                  </pic:spPr>
+                </pic:pic>
+              </a:graphicData>
+            </a:graphic>
+          </wp:inline>
+        </w:drawing>
+      </w:r>
+      <w:r>
+        <w:t>Рисунок 11 – получение черновика: GET /</w:t>
+      </w:r>
+      <w:proofErr w:type="spellStart"/>
+      <w:r>
+        <w:t>comets</w:t>
+      </w:r>
+      <w:proofErr w:type="spellEnd"/>
+      <w:r>
+        <w:t>/</w:t>
+      </w:r>
+      <w:proofErr w:type="spellStart"/>
+      <w:r>
+        <w:t>draft</w:t>
+      </w:r>
+      <w:proofErr w:type="spellEnd"/>
+      <w:r>
+        <w:t xml:space="preserve"> (без ID)</w:t>
+      </w:r>
+    </w:p>
+    <w:p>
+      <w:pPr>
+        <w:spacing w:before="200" w:after="80"/>
+        <w:jc w:val="center"/>
+      </w:pPr>
+      <w:r>
+        <w:rPr>
+          <w:noProof/>
+        </w:rPr>
+        <w:lastRenderedPageBreak/>
+        <w:drawing>
+          <wp:inline distT="0" distB="0" distL="0" distR="0" wp14:anchorId="560ABD2D" wp14:editId="75084C6C">
+            <wp:extent cx="2381250" cy="4981575"/>
+            <wp:effectExtent l="0" t="0" r="0" b="0"/>
+            <wp:docPr id="10" name="Рисунок 10"/>
+            <wp:cNvGraphicFramePr>
+              <a:graphicFrameLocks xmlns:a="http://schemas.openxmlformats.org/drawingml/2006/main" noChangeAspect="1"/>
+            </wp:cNvGraphicFramePr>
+            <a:graphic xmlns:a="http://schemas.openxmlformats.org/drawingml/2006/main">
+              <a:graphicData uri="http://schemas.openxmlformats.org/drawingml/2006/picture">
+                <pic:pic xmlns:pic="http://schemas.openxmlformats.org/drawingml/2006/picture">
+                  <pic:nvPicPr>
+                    <pic:cNvPr id="0" name=""/>
+                    <pic:cNvPicPr>
+                      <a:picLocks noChangeAspect="1" noChangeArrowheads="1"/>
+                    </pic:cNvPicPr>
+                  </pic:nvPicPr>
+                  <pic:blipFill>
+                    <a:blip r:embed="rId18"/>
+                    <a:srcRect/>
+                    <a:stretch>
+                      <a:fillRect/>
+                    </a:stretch>
+                  </pic:blipFill>
+                  <pic:spPr bwMode="auto">
+                    <a:xfrm>
+                      <a:off x="0" y="0"/>
+                      <a:ext cx="2381250" cy="4981575"/>
+                    </a:xfrm>
+                    <a:prstGeom prst="rect">
+                      <a:avLst/>
+                    </a:prstGeom>
+                  </pic:spPr>
+                </pic:pic>
+              </a:graphicData>
+            </a:graphic>
+          </wp:inline>
+        </w:drawing>
+      </w:r>
+    </w:p>
+    <w:p>
+      <w:pPr>
+        <w:spacing w:after="240"/>
+        <w:jc w:val="center"/>
+      </w:pPr>
+      <w:r>
+        <w:rPr>
+          <w:i/>
+          <w:iCs/>
+          <w:noProof/>
+          <w:color w:val="C00000"/>
+          <w:sz w:val="24"/>
+          <w:szCs w:val="24"/>
+        </w:rPr>
+        <w:drawing>
+          <wp:inline distT="0" distB="0" distL="0" distR="0" wp14:anchorId="48BFAC59" wp14:editId="5AFFF691">
+            <wp:extent cx="6120130" cy="1098550"/>
+            <wp:effectExtent l="0" t="0" r="0" b="6350"/>
+            <wp:docPr id="21" name="Рисунок 21"/>
+            <wp:cNvGraphicFramePr>
+              <a:graphicFrameLocks xmlns:a="http://schemas.openxmlformats.org/drawingml/2006/main" noChangeAspect="1"/>
+            </wp:cNvGraphicFramePr>
+            <a:graphic xmlns:a="http://schemas.openxmlformats.org/drawingml/2006/main">
+              <a:graphicData uri="http://schemas.openxmlformats.org/drawingml/2006/picture">
+                <pic:pic xmlns:pic="http://schemas.openxmlformats.org/drawingml/2006/picture">
+                  <pic:nvPicPr>
+                    <pic:cNvPr id="1" name=""/>
+                    <pic:cNvPicPr/>
+                  </pic:nvPicPr>
+                  <pic:blipFill>
+                    <a:blip r:embed="rId19"/>
+                    <a:stretch>
+                      <a:fillRect/>
+                    </a:stretch>
+                  </pic:blipFill>
+                  <pic:spPr>
+                    <a:xfrm>
+                      <a:off x="0" y="0"/>
+                      <a:ext cx="6120130" cy="1098550"/>
+                    </a:xfrm>
+                    <a:prstGeom prst="rect">
+                      <a:avLst/>
+                    </a:prstGeom>
+                  </pic:spPr>
+                </pic:pic>
+              </a:graphicData>
+            </a:graphic>
+          </wp:inline>
+        </w:drawing>
+      </w:r>
+      <w:r>
+        <w:t>Рисунок 12 – список услуг с фильтрацией: GET /</w:t>
+      </w:r>
+      <w:proofErr w:type="spellStart"/>
+      <w:r>
+        <w:t>comets?min_orbital_period</w:t>
+      </w:r>
+      <w:proofErr w:type="spellEnd"/>
+      <w:r>
+        <w:t xml:space="preserve">=6&amp;max_orbital_period=35 (слайдеры «от» и «до»), </w:t>
+      </w:r>
+      <w:proofErr w:type="spellStart"/>
+      <w:r>
+        <w:t>id</w:t>
+      </w:r>
+      <w:proofErr w:type="spellEnd"/>
+      <w:r>
+        <w:t xml:space="preserve"> услуг в ссылках карточек</w:t>
+      </w:r>
+    </w:p>
+    <w:p>
+      <w:r>
+        <w:br w:type="page"/>
+      </w:r>
+    </w:p>
+    <w:p>
+      <w:pPr>
+        <w:spacing w:before="200" w:after="80"/>
+        <w:jc w:val="center"/>
+      </w:pPr>
+      <w:r>
+        <w:rPr>
+          <w:noProof/>
+        </w:rPr>
+        <w:lastRenderedPageBreak/>
+        <w:drawing>
+          <wp:inline distT="0" distB="0" distL="0" distR="0" wp14:anchorId="36E77A96" wp14:editId="60BB24A3">
+            <wp:extent cx="6120130" cy="4321175"/>
+            <wp:effectExtent l="0" t="0" r="0" b="3175"/>
+            <wp:docPr id="22" name="Рисунок 22"/>
+            <wp:cNvGraphicFramePr>
+              <a:graphicFrameLocks xmlns:a="http://schemas.openxmlformats.org/drawingml/2006/main" noChangeAspect="1"/>
+            </wp:cNvGraphicFramePr>
+            <a:graphic xmlns:a="http://schemas.openxmlformats.org/drawingml/2006/main">
+              <a:graphicData uri="http://schemas.openxmlformats.org/drawingml/2006/picture">
+                <pic:pic xmlns:pic="http://schemas.openxmlformats.org/drawingml/2006/picture">
+                  <pic:nvPicPr>
+                    <pic:cNvPr id="1" name=""/>
+                    <pic:cNvPicPr/>
+                  </pic:nvPicPr>
+                  <pic:blipFill>
+                    <a:blip r:embed="rId20"/>
+                    <a:stretch>
+                      <a:fillRect/>
+                    </a:stretch>
+                  </pic:blipFill>
+                  <pic:spPr>
+                    <a:xfrm>
+                      <a:off x="0" y="0"/>
+                      <a:ext cx="6120130" cy="4321175"/>
+                    </a:xfrm>
+                    <a:prstGeom prst="rect">
+                      <a:avLst/>
+                    </a:prstGeom>
+                  </pic:spPr>
+                </pic:pic>
+              </a:graphicData>
+            </a:graphic>
+          </wp:inline>
+        </w:drawing>
+      </w:r>
+    </w:p>
+    <w:p>
+      <w:pPr>
+        <w:spacing w:after="240"/>
+        <w:jc w:val="center"/>
+        <w:rPr>
           <w:lang w:val="en-US"/>
         </w:rPr>
-        <w:t>nasa</w:t>
-      </w:r>
-      <w:proofErr w:type="spellEnd"/>
-      <w:r>
-        <w:rPr>
-          <w:rFonts w:ascii="Times New Roman" w:hAnsi="Times New Roman" w:cs="Times New Roman"/>
-          <w:sz w:val="28"/>
-          <w:szCs w:val="28"/>
+      </w:pPr>
+      <w:r>
+        <w:t>Рисунок</w:t>
+      </w:r>
+      <w:r>
+        <w:rPr>
+          <w:lang w:val="en-US"/>
+        </w:rPr>
+        <w:t xml:space="preserve"> 13 – HTML </w:t>
+      </w:r>
+      <w:r>
+        <w:t>ответа</w:t>
+      </w:r>
+      <w:r>
+        <w:rPr>
+          <w:lang w:val="en-US"/>
+        </w:rPr>
+        <w:t xml:space="preserve"> GET /comets (Response): </w:t>
+      </w:r>
+      <w:proofErr w:type="spellStart"/>
+      <w:r>
+        <w:rPr>
+          <w:lang w:val="en-US"/>
+        </w:rPr>
+        <w:t>url</w:t>
+      </w:r>
+      <w:proofErr w:type="spellEnd"/>
+      <w:r>
+        <w:rPr>
+          <w:lang w:val="en-US"/>
         </w:rPr>
         <w:t xml:space="preserve"> </w:t>
       </w:r>
       <w:r>
-        <w:rPr>
-          <w:rFonts w:ascii="Times New Roman" w:hAnsi="Times New Roman" w:cs="Times New Roman"/>
-          <w:sz w:val="28"/>
-          <w:szCs w:val="28"/>
+        <w:t>изображений</w:t>
+      </w:r>
+      <w:r>
+        <w:rPr>
           <w:lang w:val="en-US"/>
         </w:rPr>
-        <w:t>eyes</w:t>
-      </w:r>
-      <w:r>
-        <w:rPr>
-          <w:rFonts w:ascii="Times New Roman" w:hAnsi="Times New Roman" w:cs="Times New Roman"/>
-          <w:sz w:val="28"/>
-          <w:szCs w:val="28"/>
-        </w:rPr>
-        <w:t xml:space="preserve">, </w:t>
-      </w:r>
-      <w:r>
-        <w:rPr>
-          <w:rFonts w:ascii="Times New Roman" w:hAnsi="Times New Roman" w:cs="Times New Roman"/>
-          <w:sz w:val="28"/>
-          <w:szCs w:val="28"/>
-        </w:rPr>
-        <w:t>откуда брался дизайн</w:t>
-      </w:r>
-    </w:p>
-    <w:p>
-      <w:pPr>
-        <w:jc w:val="center"/>
-        <w:rPr>
-          <w:rFonts w:ascii="Times New Roman" w:hAnsi="Times New Roman" w:cs="Times New Roman"/>
-          <w:sz w:val="28"/>
-          <w:szCs w:val="28"/>
-        </w:rPr>
-      </w:pPr>
+        <w:t xml:space="preserve"> </w:t>
+      </w:r>
+      <w:r>
+        <w:t>из</w:t>
+      </w:r>
+      <w:r>
+        <w:rPr>
+          <w:lang w:val="en-US"/>
+        </w:rPr>
+        <w:t xml:space="preserve"> </w:t>
+      </w:r>
+      <w:proofErr w:type="spellStart"/>
+      <w:r>
+        <w:rPr>
+          <w:lang w:val="en-US"/>
+        </w:rPr>
+        <w:t>Minio</w:t>
+      </w:r>
+      <w:proofErr w:type="spellEnd"/>
+    </w:p>
+    <w:p>
+      <w:pPr>
+        <w:rPr>
+          <w:lang w:val="en-US"/>
+        </w:rPr>
+      </w:pPr>
+      <w:r>
+        <w:rPr>
+          <w:lang w:val="en-US"/>
+        </w:rPr>
+        <w:br w:type="page"/>
+      </w:r>
+    </w:p>
+    <w:p>
+      <w:pPr>
+        <w:spacing w:before="200" w:after="80"/>
+        <w:jc w:val="center"/>
+      </w:pPr>
+      <w:r>
+        <w:rPr>
+          <w:noProof/>
+        </w:rPr>
+        <w:lastRenderedPageBreak/>
+        <w:drawing>
+          <wp:inline distT="0" distB="0" distL="0" distR="0" wp14:anchorId="7B8AFFF3" wp14:editId="1E8A083D">
+            <wp:extent cx="5715000" cy="2914650"/>
+            <wp:effectExtent l="0" t="0" r="0" b="0"/>
+            <wp:docPr id="12" name="Рисунок 12"/>
+            <wp:cNvGraphicFramePr>
+              <a:graphicFrameLocks xmlns:a="http://schemas.openxmlformats.org/drawingml/2006/main" noChangeAspect="1"/>
+            </wp:cNvGraphicFramePr>
+            <a:graphic xmlns:a="http://schemas.openxmlformats.org/drawingml/2006/main">
+              <a:graphicData uri="http://schemas.openxmlformats.org/drawingml/2006/picture">
+                <pic:pic xmlns:pic="http://schemas.openxmlformats.org/drawingml/2006/picture">
+                  <pic:nvPicPr>
+                    <pic:cNvPr id="0" name=""/>
+                    <pic:cNvPicPr>
+                      <a:picLocks noChangeAspect="1" noChangeArrowheads="1"/>
+                    </pic:cNvPicPr>
+                  </pic:nvPicPr>
+                  <pic:blipFill>
+                    <a:blip r:embed="rId21"/>
+                    <a:srcRect/>
+                    <a:stretch>
+                      <a:fillRect/>
+                    </a:stretch>
+                  </pic:blipFill>
+                  <pic:spPr bwMode="auto">
+                    <a:xfrm>
+                      <a:off x="0" y="0"/>
+                      <a:ext cx="5715000" cy="2914650"/>
+                    </a:xfrm>
+                    <a:prstGeom prst="rect">
+                      <a:avLst/>
+                    </a:prstGeom>
+                  </pic:spPr>
+                </pic:pic>
+              </a:graphicData>
+            </a:graphic>
+          </wp:inline>
+        </w:drawing>
+      </w:r>
+    </w:p>
+    <w:p>
+      <w:pPr>
+        <w:spacing w:after="240"/>
+        <w:jc w:val="center"/>
+      </w:pPr>
+      <w:r>
+        <w:t xml:space="preserve">Рисунок 14 – </w:t>
+      </w:r>
+      <w:proofErr w:type="spellStart"/>
+      <w:r>
+        <w:t>url</w:t>
+      </w:r>
+      <w:proofErr w:type="spellEnd"/>
+      <w:r>
+        <w:t xml:space="preserve"> изображения и видео в коллекции услуг: поля </w:t>
+      </w:r>
+      <w:proofErr w:type="spellStart"/>
+      <w:r>
+        <w:t>CometPhoto</w:t>
+      </w:r>
+      <w:proofErr w:type="spellEnd"/>
+      <w:r>
+        <w:t xml:space="preserve"> и </w:t>
+      </w:r>
+      <w:proofErr w:type="spellStart"/>
+      <w:r>
+        <w:t>CometVideo</w:t>
+      </w:r>
+      <w:proofErr w:type="spellEnd"/>
+      <w:r>
+        <w:t xml:space="preserve"> (</w:t>
+      </w:r>
+      <w:proofErr w:type="spellStart"/>
+      <w:r>
+        <w:t>internal</w:t>
+      </w:r>
+      <w:proofErr w:type="spellEnd"/>
+      <w:r>
+        <w:t>/</w:t>
+      </w:r>
+      <w:proofErr w:type="spellStart"/>
+      <w:r>
+        <w:t>models</w:t>
+      </w:r>
+      <w:proofErr w:type="spellEnd"/>
+      <w:r>
+        <w:t>/</w:t>
+      </w:r>
+      <w:proofErr w:type="spellStart"/>
+      <w:proofErr w:type="gramStart"/>
+      <w:r>
+        <w:t>comet.go</w:t>
+      </w:r>
+      <w:proofErr w:type="spellEnd"/>
+      <w:proofErr w:type="gramEnd"/>
+      <w:r>
+        <w:t>)</w:t>
+      </w:r>
+    </w:p>
+    <w:p>
+      <w:pPr>
+        <w:spacing w:before="200" w:after="80"/>
+        <w:jc w:val="center"/>
+      </w:pPr>
+      <w:r>
+        <w:rPr>
+          <w:noProof/>
+        </w:rPr>
+        <w:drawing>
+          <wp:inline distT="0" distB="0" distL="0" distR="0" wp14:anchorId="306ACE06" wp14:editId="0C6E890F">
+            <wp:extent cx="5715000" cy="2771775"/>
+            <wp:effectExtent l="0" t="0" r="0" b="0"/>
+            <wp:docPr id="13" name="Рисунок 13"/>
+            <wp:cNvGraphicFramePr>
+              <a:graphicFrameLocks xmlns:a="http://schemas.openxmlformats.org/drawingml/2006/main" noChangeAspect="1"/>
+            </wp:cNvGraphicFramePr>
+            <a:graphic xmlns:a="http://schemas.openxmlformats.org/drawingml/2006/main">
+              <a:graphicData uri="http://schemas.openxmlformats.org/drawingml/2006/picture">
+                <pic:pic xmlns:pic="http://schemas.openxmlformats.org/drawingml/2006/picture">
+                  <pic:nvPicPr>
+                    <pic:cNvPr id="0" name=""/>
+                    <pic:cNvPicPr>
+                      <a:picLocks noChangeAspect="1" noChangeArrowheads="1"/>
+                    </pic:cNvPicPr>
+                  </pic:nvPicPr>
+                  <pic:blipFill>
+                    <a:blip r:embed="rId22"/>
+                    <a:srcRect/>
+                    <a:stretch>
+                      <a:fillRect/>
+                    </a:stretch>
+                  </pic:blipFill>
+                  <pic:spPr bwMode="auto">
+                    <a:xfrm>
+                      <a:off x="0" y="0"/>
+                      <a:ext cx="5715000" cy="2771775"/>
+                    </a:xfrm>
+                    <a:prstGeom prst="rect">
+                      <a:avLst/>
+                    </a:prstGeom>
+                  </pic:spPr>
+                </pic:pic>
+              </a:graphicData>
+            </a:graphic>
+          </wp:inline>
+        </w:drawing>
+      </w:r>
+    </w:p>
+    <w:p>
+      <w:pPr>
+        <w:spacing w:after="240"/>
+        <w:jc w:val="center"/>
+      </w:pPr>
+      <w:r>
+        <w:t xml:space="preserve">Рисунок 15 – использование </w:t>
+      </w:r>
+      <w:proofErr w:type="spellStart"/>
+      <w:r>
+        <w:t>url</w:t>
+      </w:r>
+      <w:proofErr w:type="spellEnd"/>
+      <w:r>
+        <w:t xml:space="preserve"> из </w:t>
+      </w:r>
+      <w:proofErr w:type="spellStart"/>
+      <w:r>
+        <w:t>Minio</w:t>
+      </w:r>
+      <w:proofErr w:type="spellEnd"/>
+      <w:r>
+        <w:t xml:space="preserve"> в шаблоне ленты comet_feed.html</w:t>
+      </w:r>
+    </w:p>
+    <w:p>
+      <w:pPr>
+        <w:spacing w:before="200" w:after="80"/>
+        <w:jc w:val="center"/>
+      </w:pPr>
+      <w:r>
+        <w:rPr>
+          <w:noProof/>
+        </w:rPr>
+        <w:drawing>
+          <wp:inline distT="0" distB="0" distL="0" distR="0" wp14:anchorId="078CC5DE" wp14:editId="3E8F78B7">
+            <wp:extent cx="5715000" cy="1971675"/>
+            <wp:effectExtent l="0" t="0" r="0" b="0"/>
+            <wp:docPr id="14" name="Рисунок 14"/>
+            <wp:cNvGraphicFramePr>
+              <a:graphicFrameLocks xmlns:a="http://schemas.openxmlformats.org/drawingml/2006/main" noChangeAspect="1"/>
+            </wp:cNvGraphicFramePr>
+            <a:graphic xmlns:a="http://schemas.openxmlformats.org/drawingml/2006/main">
+              <a:graphicData uri="http://schemas.openxmlformats.org/drawingml/2006/picture">
+                <pic:pic xmlns:pic="http://schemas.openxmlformats.org/drawingml/2006/picture">
+                  <pic:nvPicPr>
+                    <pic:cNvPr id="0" name=""/>
+                    <pic:cNvPicPr>
+                      <a:picLocks noChangeAspect="1" noChangeArrowheads="1"/>
+                    </pic:cNvPicPr>
+                  </pic:nvPicPr>
+                  <pic:blipFill>
+                    <a:blip r:embed="rId23"/>
+                    <a:srcRect/>
+                    <a:stretch>
+                      <a:fillRect/>
+                    </a:stretch>
+                  </pic:blipFill>
+                  <pic:spPr bwMode="auto">
+                    <a:xfrm>
+                      <a:off x="0" y="0"/>
+                      <a:ext cx="5715000" cy="1971675"/>
+                    </a:xfrm>
+                    <a:prstGeom prst="rect">
+                      <a:avLst/>
+                    </a:prstGeom>
+                  </pic:spPr>
+                </pic:pic>
+              </a:graphicData>
+            </a:graphic>
+          </wp:inline>
+        </w:drawing>
+      </w:r>
+    </w:p>
+    <w:p>
+      <w:pPr>
+        <w:spacing w:after="240"/>
+        <w:jc w:val="center"/>
+      </w:pPr>
+      <w:r>
+        <w:t xml:space="preserve">Рисунок 16 – использование </w:t>
+      </w:r>
+      <w:proofErr w:type="spellStart"/>
+      <w:r>
+        <w:t>url</w:t>
+      </w:r>
+      <w:proofErr w:type="spellEnd"/>
+      <w:r>
+        <w:t xml:space="preserve"> из </w:t>
+      </w:r>
+      <w:proofErr w:type="spellStart"/>
+      <w:r>
+        <w:t>Minio</w:t>
+      </w:r>
+      <w:proofErr w:type="spellEnd"/>
+      <w:r>
+        <w:t xml:space="preserve"> в шаблоне добавления comet_draft.html</w:t>
+      </w:r>
+    </w:p>
+    <w:p>
+      <w:pPr>
+        <w:spacing w:before="200" w:after="80"/>
+        <w:jc w:val="center"/>
+      </w:pPr>
+      <w:r>
+        <w:rPr>
+          <w:noProof/>
+        </w:rPr>
+        <w:lastRenderedPageBreak/>
+        <w:drawing>
+          <wp:inline distT="0" distB="0" distL="0" distR="0" wp14:anchorId="2116DE9F" wp14:editId="056740F3">
+            <wp:extent cx="5715000" cy="1524000"/>
+            <wp:effectExtent l="0" t="0" r="0" b="0"/>
+            <wp:docPr id="15" name="Рисунок 15"/>
+            <wp:cNvGraphicFramePr>
+              <a:graphicFrameLocks xmlns:a="http://schemas.openxmlformats.org/drawingml/2006/main" noChangeAspect="1"/>
+            </wp:cNvGraphicFramePr>
+            <a:graphic xmlns:a="http://schemas.openxmlformats.org/drawingml/2006/main">
+              <a:graphicData uri="http://schemas.openxmlformats.org/drawingml/2006/picture">
+                <pic:pic xmlns:pic="http://schemas.openxmlformats.org/drawingml/2006/picture">
+                  <pic:nvPicPr>
+                    <pic:cNvPr id="0" name=""/>
+                    <pic:cNvPicPr>
+                      <a:picLocks noChangeAspect="1" noChangeArrowheads="1"/>
+                    </pic:cNvPicPr>
+                  </pic:nvPicPr>
+                  <pic:blipFill>
+                    <a:blip r:embed="rId24"/>
+                    <a:srcRect/>
+                    <a:stretch>
+                      <a:fillRect/>
+                    </a:stretch>
+                  </pic:blipFill>
+                  <pic:spPr bwMode="auto">
+                    <a:xfrm>
+                      <a:off x="0" y="0"/>
+                      <a:ext cx="5715000" cy="1524000"/>
+                    </a:xfrm>
+                    <a:prstGeom prst="rect">
+                      <a:avLst/>
+                    </a:prstGeom>
+                  </pic:spPr>
+                </pic:pic>
+              </a:graphicData>
+            </a:graphic>
+          </wp:inline>
+        </w:drawing>
+      </w:r>
+    </w:p>
+    <w:p>
+      <w:pPr>
+        <w:spacing w:after="240"/>
+        <w:jc w:val="center"/>
+      </w:pPr>
+      <w:r>
+        <w:t xml:space="preserve">Рисунок 17 – использование </w:t>
+      </w:r>
+      <w:proofErr w:type="spellStart"/>
+      <w:r>
+        <w:t>url</w:t>
+      </w:r>
+      <w:proofErr w:type="spellEnd"/>
+      <w:r>
+        <w:t xml:space="preserve"> из </w:t>
+      </w:r>
+      <w:proofErr w:type="spellStart"/>
+      <w:r>
+        <w:t>Minio</w:t>
+      </w:r>
+      <w:proofErr w:type="spellEnd"/>
+      <w:r>
+        <w:t xml:space="preserve"> в шаблоне плитки comet_list.html</w:t>
+      </w:r>
+    </w:p>
+    <w:p>
+      <w:r>
+        <w:br w:type="page"/>
+      </w:r>
+    </w:p>
+    <w:p>
+      <w:pPr>
+        <w:spacing w:before="200" w:after="80"/>
+        <w:jc w:val="center"/>
+      </w:pPr>
+      <w:r>
+        <w:rPr>
+          <w:noProof/>
+        </w:rPr>
+        <w:lastRenderedPageBreak/>
+        <w:drawing>
+          <wp:inline distT="0" distB="0" distL="0" distR="0" wp14:anchorId="65334CD1" wp14:editId="7C16E402">
+            <wp:extent cx="5715000" cy="2619375"/>
+            <wp:effectExtent l="0" t="0" r="0" b="0"/>
+            <wp:docPr id="16" name="Рисунок 16"/>
+            <wp:cNvGraphicFramePr>
+              <a:graphicFrameLocks xmlns:a="http://schemas.openxmlformats.org/drawingml/2006/main" noChangeAspect="1"/>
+            </wp:cNvGraphicFramePr>
+            <a:graphic xmlns:a="http://schemas.openxmlformats.org/drawingml/2006/main">
+              <a:graphicData uri="http://schemas.openxmlformats.org/drawingml/2006/picture">
+                <pic:pic xmlns:pic="http://schemas.openxmlformats.org/drawingml/2006/picture">
+                  <pic:nvPicPr>
+                    <pic:cNvPr id="0" name=""/>
+                    <pic:cNvPicPr>
+                      <a:picLocks noChangeAspect="1" noChangeArrowheads="1"/>
+                    </pic:cNvPicPr>
+                  </pic:nvPicPr>
+                  <pic:blipFill>
+                    <a:blip r:embed="rId25"/>
+                    <a:srcRect/>
+                    <a:stretch>
+                      <a:fillRect/>
+                    </a:stretch>
+                  </pic:blipFill>
+                  <pic:spPr bwMode="auto">
+                    <a:xfrm>
+                      <a:off x="0" y="0"/>
+                      <a:ext cx="5715000" cy="2619375"/>
+                    </a:xfrm>
+                    <a:prstGeom prst="rect">
+                      <a:avLst/>
+                    </a:prstGeom>
+                  </pic:spPr>
+                </pic:pic>
+              </a:graphicData>
+            </a:graphic>
+          </wp:inline>
+        </w:drawing>
+      </w:r>
+    </w:p>
+    <w:p>
+      <w:pPr>
+        <w:spacing w:after="240"/>
+        <w:jc w:val="center"/>
+      </w:pPr>
+      <w:r>
+        <w:t xml:space="preserve">Рисунок 18 – </w:t>
+      </w:r>
+      <w:proofErr w:type="spellStart"/>
+      <w:r>
+        <w:t>роутинг</w:t>
+      </w:r>
+      <w:proofErr w:type="spellEnd"/>
+      <w:r>
+        <w:t xml:space="preserve">: 3 </w:t>
+      </w:r>
+      <w:proofErr w:type="spellStart"/>
+      <w:r>
+        <w:t>url</w:t>
+      </w:r>
+      <w:proofErr w:type="spellEnd"/>
+      <w:r>
+        <w:t xml:space="preserve"> и 3 контроллера, функция шаблона </w:t>
+      </w:r>
+      <w:proofErr w:type="spellStart"/>
+      <w:r>
+        <w:t>minio</w:t>
+      </w:r>
+      <w:proofErr w:type="spellEnd"/>
+      <w:r>
+        <w:t xml:space="preserve"> (</w:t>
+      </w:r>
+      <w:proofErr w:type="spellStart"/>
+      <w:r>
+        <w:t>cmd</w:t>
+      </w:r>
+      <w:proofErr w:type="spellEnd"/>
+      <w:r>
+        <w:t>/</w:t>
+      </w:r>
+      <w:proofErr w:type="spellStart"/>
+      <w:proofErr w:type="gramStart"/>
+      <w:r>
+        <w:t>main.go</w:t>
+      </w:r>
+      <w:proofErr w:type="spellEnd"/>
+      <w:proofErr w:type="gramEnd"/>
+      <w:r>
+        <w:t>)</w:t>
+      </w:r>
+    </w:p>
+    <w:p>
+      <w:pPr>
+        <w:spacing w:before="200" w:after="80"/>
+        <w:jc w:val="center"/>
+      </w:pPr>
+      <w:r>
+        <w:rPr>
+          <w:noProof/>
+        </w:rPr>
+        <w:lastRenderedPageBreak/>
+        <w:drawing>
+          <wp:inline distT="0" distB="0" distL="0" distR="0" wp14:anchorId="15362B1F" wp14:editId="5A210A9E">
+            <wp:extent cx="5715000" cy="6038850"/>
+            <wp:effectExtent l="0" t="0" r="0" b="0"/>
+            <wp:docPr id="17" name="Рисунок 17"/>
+            <wp:cNvGraphicFramePr>
+              <a:graphicFrameLocks xmlns:a="http://schemas.openxmlformats.org/drawingml/2006/main" noChangeAspect="1"/>
+            </wp:cNvGraphicFramePr>
+            <a:graphic xmlns:a="http://schemas.openxmlformats.org/drawingml/2006/main">
+              <a:graphicData uri="http://schemas.openxmlformats.org/drawingml/2006/picture">
+                <pic:pic xmlns:pic="http://schemas.openxmlformats.org/drawingml/2006/picture">
+                  <pic:nvPicPr>
+                    <pic:cNvPr id="0" name=""/>
+                    <pic:cNvPicPr>
+                      <a:picLocks noChangeAspect="1" noChangeArrowheads="1"/>
+                    </pic:cNvPicPr>
+                  </pic:nvPicPr>
+                  <pic:blipFill>
+                    <a:blip r:embed="rId26"/>
+                    <a:srcRect/>
+                    <a:stretch>
+                      <a:fillRect/>
+                    </a:stretch>
+                  </pic:blipFill>
+                  <pic:spPr bwMode="auto">
+                    <a:xfrm>
+                      <a:off x="0" y="0"/>
+                      <a:ext cx="5715000" cy="6038850"/>
+                    </a:xfrm>
+                    <a:prstGeom prst="rect">
+                      <a:avLst/>
+                    </a:prstGeom>
+                  </pic:spPr>
+                </pic:pic>
+              </a:graphicData>
+            </a:graphic>
+          </wp:inline>
+        </w:drawing>
+      </w:r>
+    </w:p>
+    <w:p>
+      <w:pPr>
+        <w:spacing w:after="240"/>
+        <w:jc w:val="center"/>
+      </w:pPr>
+      <w:r>
+        <w:t xml:space="preserve">Рисунок 19 – контроллер плитки </w:t>
+      </w:r>
+      <w:proofErr w:type="spellStart"/>
+      <w:r>
+        <w:t>CometList</w:t>
+      </w:r>
+      <w:proofErr w:type="spellEnd"/>
+      <w:r>
+        <w:t>: фильтрация по периоду обращения на сервере</w:t>
+      </w:r>
     </w:p>
     <w:sectPr>
       <w:pgSz w:w="11906" w:h="16838"/>
-      <w:pgMar w:top="1134" w:right="850" w:bottom="1134" w:left="1701" w:header="708" w:footer="708" w:gutter="0"/>
-      <w:cols w:space="708"/>
+      <w:pgMar w:top="1134" w:right="1134" w:bottom="1134" w:left="1134" w:header="708" w:footer="708" w:gutter="0"/>
+      <w:cols w:space="720"/>
       <w:docGrid w:linePitch="360"/>
     </w:sectPr>
   </w:body>
 </w:document>
+</file>
+
+<file path=word/numbering.xml><?xml version="1.0" encoding="utf-8"?>
+<w:numbering xmlns:wpc="http://schemas.microsoft.com/office/word/2010/wordprocessingCanvas" xmlns:cx="http://schemas.microsoft.com/office/drawing/2014/chartex" xmlns:cx1="http://schemas.microsoft.com/office/drawing/2015/9/8/chartex" xmlns:cx2="http://schemas.microsoft.com/office/drawing/2015/10/21/chartex" xmlns:cx3="http://schemas.microsoft.com/office/drawing/2016/5/9/chartex" xmlns:cx4="http://schemas.microsoft.com/office/drawing/2016/5/10/chartex" xmlns:cx5="http://schemas.microsoft.com/office/drawing/2016/5/11/chartex" xmlns:cx6="http://schemas.microsoft.com/office/drawing/2016/5/12/chartex" xmlns:cx7="http://schemas.microsoft.com/office/drawing/2016/5/13/chartex" xmlns:cx8="http://schemas.microsoft.com/office/drawing/2016/5/14/chartex" xmlns:mc="http://schemas.openxmlformats.org/markup-compatibility/2006" xmlns:aink="http://schemas.microsoft.com/office/drawing/2016/ink" xmlns:am3d="http://schemas.microsoft.com/office/drawing/2017/model3d" xmlns:o="urn:schemas-microsoft-com:office:office" xmlns:oel="http://schemas.microsoft.com/office/2019/extlst" xmlns:r="http://schemas.openxmlformats.org/officeDocument/2006/relationships" xmlns:m="http://schemas.openxmlformats.org/officeDocument/2006/math" xmlns:v="urn:schemas-microsoft-com:vml" xmlns:wp14="http://schemas.microsoft.com/office/word/2010/wordprocessingDrawing" xmlns:wp="http://schemas.openxmlformats.org/drawingml/2006/wordprocessingDrawing" xmlns:w10="urn:schemas-microsoft-com:office:word" xmlns:w="http://schemas.openxmlformats.org/wordprocessingml/2006/main" xmlns:w14="http://schemas.microsoft.com/office/word/2010/wordml" xmlns:w15="http://schemas.microsoft.com/office/word/2012/wordml" xmlns:w16cex="http://schemas.microsoft.com/office/word/2018/wordml/cex" xmlns:w16cid="http://schemas.microsoft.com/office/word/2016/wordml/cid" xmlns:w16="http://schemas.microsoft.com/office/word/2018/wordml" xmlns:w16sdtdh="http://schemas.microsoft.com/office/word/2020/wordml/sdtdatahash" xmlns:w16se="http://schemas.microsoft.com/office/word/2015/wordml/symex" xmlns:wpg="http://schemas.microsoft.com/office/word/2010/wordprocessingGroup" xmlns:wpi="http://schemas.microsoft.com/office/word/2010/wordprocessingInk" xmlns:wne="http://schemas.microsoft.com/office/word/2006/wordml" xmlns:wps="http://schemas.microsoft.com/office/word/2010/wordprocessingShape" mc:Ignorable="w14 w15 w16se w16cid w16 w16cex w16sdtdh wp14">
+  <w:abstractNum w:abstractNumId="0" w15:restartNumberingAfterBreak="0">
+    <w:nsid w:val="15424514"/>
+    <w:multiLevelType w:val="hybridMultilevel"/>
+    <w:tmpl w:val="B90A3DDC"/>
+    <w:lvl w:ilvl="0" w:tplc="7BEA2B42" w:tentative="1">
+      <w:start w:val="1"/>
+      <w:numFmt w:val="bullet"/>
+      <w:lvlText w:val="●"/>
+      <w:lvlJc w:val="left"/>
+      <w:pPr>
+        <w:ind w:left="720" w:hanging="360"/>
+      </w:pPr>
+    </w:lvl>
+    <w:lvl w:ilvl="1" w:tplc="D72C4830" w:tentative="1">
+      <w:start w:val="1"/>
+      <w:numFmt w:val="bullet"/>
+      <w:lvlText w:val="○"/>
+      <w:lvlJc w:val="left"/>
+      <w:pPr>
+        <w:ind w:left="1440" w:hanging="360"/>
+      </w:pPr>
+    </w:lvl>
+    <w:lvl w:ilvl="2" w:tplc="CE04256A" w:tentative="1">
+      <w:start w:val="1"/>
+      <w:numFmt w:val="bullet"/>
+      <w:lvlText w:val="■"/>
+      <w:lvlJc w:val="left"/>
+      <w:pPr>
+        <w:ind w:left="2160" w:hanging="360"/>
+      </w:pPr>
+    </w:lvl>
+    <w:lvl w:ilvl="3" w:tplc="AC48E166" w:tentative="1">
+      <w:start w:val="1"/>
+      <w:numFmt w:val="bullet"/>
+      <w:lvlText w:val="●"/>
+      <w:lvlJc w:val="left"/>
+      <w:pPr>
+        <w:ind w:left="2880" w:hanging="360"/>
+      </w:pPr>
+    </w:lvl>
+    <w:lvl w:ilvl="4" w:tplc="B8760652" w:tentative="1">
+      <w:start w:val="1"/>
+      <w:numFmt w:val="bullet"/>
+      <w:lvlText w:val="○"/>
+      <w:lvlJc w:val="left"/>
+      <w:pPr>
+        <w:ind w:left="3600" w:hanging="360"/>
+      </w:pPr>
+    </w:lvl>
+    <w:lvl w:ilvl="5" w:tplc="DFDEF9E8" w:tentative="1">
+      <w:start w:val="1"/>
+      <w:numFmt w:val="bullet"/>
+      <w:lvlText w:val="■"/>
+      <w:lvlJc w:val="left"/>
+      <w:pPr>
+        <w:ind w:left="4320" w:hanging="360"/>
+      </w:pPr>
+    </w:lvl>
+    <w:lvl w:ilvl="6" w:tplc="F5D801C4" w:tentative="1">
+      <w:start w:val="1"/>
+      <w:numFmt w:val="bullet"/>
+      <w:lvlText w:val="●"/>
+      <w:lvlJc w:val="left"/>
+      <w:pPr>
+        <w:ind w:left="5040" w:hanging="360"/>
+      </w:pPr>
+    </w:lvl>
+    <w:lvl w:ilvl="7" w:tplc="1E54CAAC" w:tentative="1">
+      <w:start w:val="1"/>
+      <w:numFmt w:val="bullet"/>
+      <w:lvlText w:val="●"/>
+      <w:lvlJc w:val="left"/>
+      <w:pPr>
+        <w:ind w:left="5760" w:hanging="360"/>
+      </w:pPr>
+    </w:lvl>
+    <w:lvl w:ilvl="8" w:tplc="D868C682" w:tentative="1">
+      <w:start w:val="1"/>
+      <w:numFmt w:val="bullet"/>
+      <w:lvlText w:val="●"/>
+      <w:lvlJc w:val="left"/>
+      <w:pPr>
+        <w:ind w:left="6480" w:hanging="360"/>
+      </w:pPr>
+    </w:lvl>
+  </w:abstractNum>
+  <w:num w:numId="1" w16cid:durableId="466162101">
+    <w:abstractNumId w:val="0"/>
+    <w:lvlOverride w:ilvl="0">
+      <w:startOverride w:val="1"/>
+    </w:lvlOverride>
+  </w:num>
+</w:numbering>
 </file>
 
 <file path=word/styles.xml><?xml version="1.0" encoding="utf-8"?>
@@ -683,19 +1820,13 @@
   <w:docDefaults>
     <w:rPrDefault>
       <w:rPr>
-        <w:rFonts w:asciiTheme="minorHAnsi" w:eastAsiaTheme="minorHAnsi" w:hAnsiTheme="minorHAnsi" w:cstheme="minorBidi"/>
-        <w:kern w:val="2"/>
-        <w:sz w:val="24"/>
-        <w:szCs w:val="24"/>
-        <w:lang w:val="ru-RU" w:eastAsia="en-US" w:bidi="ar-SA"/>
-        <w14:ligatures w14:val="standardContextual"/>
+        <w:rFonts w:ascii="Times New Roman" w:eastAsia="Times New Roman" w:hAnsi="Times New Roman" w:cs="Times New Roman"/>
+        <w:sz w:val="28"/>
+        <w:szCs w:val="28"/>
+        <w:lang w:val="ru-RU" w:eastAsia="ru-RU" w:bidi="ar-SA"/>
       </w:rPr>
     </w:rPrDefault>
-    <w:pPrDefault>
-      <w:pPr>
-        <w:spacing w:after="160" w:line="278" w:lineRule="auto"/>
-      </w:pPr>
-    </w:pPrDefault>
+    <w:pPrDefault/>
   </w:docDefaults>
   <w:latentStyles w:defLockedState="0" w:defUIPriority="99" w:defSemiHidden="0" w:defUnhideWhenUsed="0" w:defQFormat="0" w:count="376">
     <w:lsdException w:name="Normal" w:uiPriority="0" w:qFormat="1"/>
@@ -1083,199 +2214,96 @@
     <w:name w:val="heading 1"/>
     <w:basedOn w:val="a"/>
     <w:next w:val="a"/>
-    <w:link w:val="10"/>
     <w:uiPriority w:val="9"/>
     <w:qFormat/>
-    <w:rsid w:val="00115338"/>
     <w:pPr>
-      <w:keepNext/>
-      <w:keepLines/>
-      <w:spacing w:before="360" w:after="80"/>
       <w:outlineLvl w:val="0"/>
     </w:pPr>
     <w:rPr>
-      <w:rFonts w:asciiTheme="majorHAnsi" w:eastAsiaTheme="majorEastAsia" w:hAnsiTheme="majorHAnsi" w:cstheme="majorBidi"/>
-      <w:color w:val="0F4761" w:themeColor="accent1" w:themeShade="BF"/>
-      <w:sz w:val="40"/>
-      <w:szCs w:val="40"/>
+      <w:color w:val="2E74B5"/>
+      <w:sz w:val="32"/>
+      <w:szCs w:val="32"/>
     </w:rPr>
   </w:style>
   <w:style w:type="paragraph" w:styleId="2">
     <w:name w:val="heading 2"/>
     <w:basedOn w:val="a"/>
     <w:next w:val="a"/>
-    <w:link w:val="20"/>
     <w:uiPriority w:val="9"/>
     <w:semiHidden/>
     <w:unhideWhenUsed/>
     <w:qFormat/>
-    <w:rsid w:val="00115338"/>
     <w:pPr>
-      <w:keepNext/>
-      <w:keepLines/>
-      <w:spacing w:before="160" w:after="80"/>
       <w:outlineLvl w:val="1"/>
     </w:pPr>
     <w:rPr>
-      <w:rFonts w:asciiTheme="majorHAnsi" w:eastAsiaTheme="majorEastAsia" w:hAnsiTheme="majorHAnsi" w:cstheme="majorBidi"/>
-      <w:color w:val="0F4761" w:themeColor="accent1" w:themeShade="BF"/>
-      <w:sz w:val="32"/>
-      <w:szCs w:val="32"/>
+      <w:color w:val="2E74B5"/>
+      <w:sz w:val="26"/>
+      <w:szCs w:val="26"/>
     </w:rPr>
   </w:style>
   <w:style w:type="paragraph" w:styleId="3">
     <w:name w:val="heading 3"/>
     <w:basedOn w:val="a"/>
     <w:next w:val="a"/>
-    <w:link w:val="30"/>
     <w:uiPriority w:val="9"/>
     <w:semiHidden/>
     <w:unhideWhenUsed/>
     <w:qFormat/>
-    <w:rsid w:val="00115338"/>
     <w:pPr>
-      <w:keepNext/>
-      <w:keepLines/>
-      <w:spacing w:before="160" w:after="80"/>
       <w:outlineLvl w:val="2"/>
     </w:pPr>
     <w:rPr>
-      <w:rFonts w:eastAsiaTheme="majorEastAsia" w:cstheme="majorBidi"/>
-      <w:color w:val="0F4761" w:themeColor="accent1" w:themeShade="BF"/>
-      <w:sz w:val="28"/>
-      <w:szCs w:val="28"/>
+      <w:color w:val="1F4D78"/>
+      <w:sz w:val="24"/>
+      <w:szCs w:val="24"/>
     </w:rPr>
   </w:style>
   <w:style w:type="paragraph" w:styleId="4">
     <w:name w:val="heading 4"/>
     <w:basedOn w:val="a"/>
     <w:next w:val="a"/>
-    <w:link w:val="40"/>
     <w:uiPriority w:val="9"/>
     <w:semiHidden/>
     <w:unhideWhenUsed/>
     <w:qFormat/>
-    <w:rsid w:val="00115338"/>
     <w:pPr>
-      <w:keepNext/>
-      <w:keepLines/>
-      <w:spacing w:before="80" w:after="40"/>
       <w:outlineLvl w:val="3"/>
     </w:pPr>
     <w:rPr>
-      <w:rFonts w:eastAsiaTheme="majorEastAsia" w:cstheme="majorBidi"/>
       <w:i/>
       <w:iCs/>
-      <w:color w:val="0F4761" w:themeColor="accent1" w:themeShade="BF"/>
+      <w:color w:val="2E74B5"/>
     </w:rPr>
   </w:style>
   <w:style w:type="paragraph" w:styleId="5">
     <w:name w:val="heading 5"/>
     <w:basedOn w:val="a"/>
     <w:next w:val="a"/>
-    <w:link w:val="50"/>
     <w:uiPriority w:val="9"/>
     <w:semiHidden/>
     <w:unhideWhenUsed/>
     <w:qFormat/>
-    <w:rsid w:val="00115338"/>
     <w:pPr>
-      <w:keepNext/>
-      <w:keepLines/>
-      <w:spacing w:before="80" w:after="40"/>
       <w:outlineLvl w:val="4"/>
     </w:pPr>
     <w:rPr>
-      <w:rFonts w:eastAsiaTheme="majorEastAsia" w:cstheme="majorBidi"/>
-      <w:color w:val="0F4761" w:themeColor="accent1" w:themeShade="BF"/>
+      <w:color w:val="2E74B5"/>
     </w:rPr>
   </w:style>
   <w:style w:type="paragraph" w:styleId="6">
     <w:name w:val="heading 6"/>
     <w:basedOn w:val="a"/>
     <w:next w:val="a"/>
-    <w:link w:val="60"/>
     <w:uiPriority w:val="9"/>
     <w:semiHidden/>
     <w:unhideWhenUsed/>
     <w:qFormat/>
-    <w:rsid w:val="00115338"/>
     <w:pPr>
-      <w:keepNext/>
-      <w:keepLines/>
-      <w:spacing w:before="40" w:after="0"/>
       <w:outlineLvl w:val="5"/>
     </w:pPr>
     <w:rPr>
-      <w:rFonts w:eastAsiaTheme="majorEastAsia" w:cstheme="majorBidi"/>
-      <w:i/>
-      <w:iCs/>
-      <w:color w:val="595959" w:themeColor="text1" w:themeTint="A6"/>
-    </w:rPr>
-  </w:style>
-  <w:style w:type="paragraph" w:styleId="7">
-    <w:name w:val="heading 7"/>
-    <w:basedOn w:val="a"/>
-    <w:next w:val="a"/>
-    <w:link w:val="70"/>
-    <w:uiPriority w:val="9"/>
-    <w:semiHidden/>
-    <w:unhideWhenUsed/>
-    <w:qFormat/>
-    <w:rsid w:val="00115338"/>
-    <w:pPr>
-      <w:keepNext/>
-      <w:keepLines/>
-      <w:spacing w:before="40" w:after="0"/>
-      <w:outlineLvl w:val="6"/>
-    </w:pPr>
-    <w:rPr>
-      <w:rFonts w:eastAsiaTheme="majorEastAsia" w:cstheme="majorBidi"/>
-      <w:color w:val="595959" w:themeColor="text1" w:themeTint="A6"/>
-    </w:rPr>
-  </w:style>
-  <w:style w:type="paragraph" w:styleId="8">
-    <w:name w:val="heading 8"/>
-    <w:basedOn w:val="a"/>
-    <w:next w:val="a"/>
-    <w:link w:val="80"/>
-    <w:uiPriority w:val="9"/>
-    <w:semiHidden/>
-    <w:unhideWhenUsed/>
-    <w:qFormat/>
-    <w:rsid w:val="00115338"/>
-    <w:pPr>
-      <w:keepNext/>
-      <w:keepLines/>
-      <w:spacing w:after="0"/>
-      <w:outlineLvl w:val="7"/>
-    </w:pPr>
-    <w:rPr>
-      <w:rFonts w:eastAsiaTheme="majorEastAsia" w:cstheme="majorBidi"/>
-      <w:i/>
-      <w:iCs/>
-      <w:color w:val="272727" w:themeColor="text1" w:themeTint="D8"/>
-    </w:rPr>
-  </w:style>
-  <w:style w:type="paragraph" w:styleId="9">
-    <w:name w:val="heading 9"/>
-    <w:basedOn w:val="a"/>
-    <w:next w:val="a"/>
-    <w:link w:val="90"/>
-    <w:uiPriority w:val="9"/>
-    <w:semiHidden/>
-    <w:unhideWhenUsed/>
-    <w:qFormat/>
-    <w:rsid w:val="00115338"/>
-    <w:pPr>
-      <w:keepNext/>
-      <w:keepLines/>
-      <w:spacing w:after="0"/>
-      <w:outlineLvl w:val="8"/>
-    </w:pPr>
-    <w:rPr>
-      <w:rFonts w:eastAsiaTheme="majorEastAsia" w:cstheme="majorBidi"/>
-      <w:color w:val="272727" w:themeColor="text1" w:themeTint="D8"/>
+      <w:color w:val="1F4D78"/>
     </w:rPr>
   </w:style>
   <w:style w:type="character" w:default="1" w:styleId="a0">
@@ -1305,303 +2333,112 @@
     <w:semiHidden/>
     <w:unhideWhenUsed/>
   </w:style>
-  <w:style w:type="character" w:customStyle="1" w:styleId="10">
-    <w:name w:val="Заголовок 1 Знак"/>
-    <w:basedOn w:val="a0"/>
-    <w:link w:val="1"/>
-    <w:uiPriority w:val="9"/>
-    <w:rsid w:val="00115338"/>
-    <w:rPr>
-      <w:rFonts w:asciiTheme="majorHAnsi" w:eastAsiaTheme="majorEastAsia" w:hAnsiTheme="majorHAnsi" w:cstheme="majorBidi"/>
-      <w:color w:val="0F4761" w:themeColor="accent1" w:themeShade="BF"/>
-      <w:sz w:val="40"/>
-      <w:szCs w:val="40"/>
-    </w:rPr>
-  </w:style>
-  <w:style w:type="character" w:customStyle="1" w:styleId="20">
-    <w:name w:val="Заголовок 2 Знак"/>
-    <w:basedOn w:val="a0"/>
-    <w:link w:val="2"/>
-    <w:uiPriority w:val="9"/>
-    <w:semiHidden/>
-    <w:rsid w:val="00115338"/>
-    <w:rPr>
-      <w:rFonts w:asciiTheme="majorHAnsi" w:eastAsiaTheme="majorEastAsia" w:hAnsiTheme="majorHAnsi" w:cstheme="majorBidi"/>
-      <w:color w:val="0F4761" w:themeColor="accent1" w:themeShade="BF"/>
-      <w:sz w:val="32"/>
-      <w:szCs w:val="32"/>
-    </w:rPr>
-  </w:style>
-  <w:style w:type="character" w:customStyle="1" w:styleId="30">
-    <w:name w:val="Заголовок 3 Знак"/>
-    <w:basedOn w:val="a0"/>
-    <w:link w:val="3"/>
-    <w:uiPriority w:val="9"/>
-    <w:semiHidden/>
-    <w:rsid w:val="00115338"/>
-    <w:rPr>
-      <w:rFonts w:eastAsiaTheme="majorEastAsia" w:cstheme="majorBidi"/>
-      <w:color w:val="0F4761" w:themeColor="accent1" w:themeShade="BF"/>
-      <w:sz w:val="28"/>
-      <w:szCs w:val="28"/>
-    </w:rPr>
-  </w:style>
-  <w:style w:type="character" w:customStyle="1" w:styleId="40">
-    <w:name w:val="Заголовок 4 Знак"/>
-    <w:basedOn w:val="a0"/>
-    <w:link w:val="4"/>
-    <w:uiPriority w:val="9"/>
-    <w:semiHidden/>
-    <w:rsid w:val="00115338"/>
-    <w:rPr>
-      <w:rFonts w:eastAsiaTheme="majorEastAsia" w:cstheme="majorBidi"/>
-      <w:i/>
-      <w:iCs/>
-      <w:color w:val="0F4761" w:themeColor="accent1" w:themeShade="BF"/>
-    </w:rPr>
-  </w:style>
-  <w:style w:type="character" w:customStyle="1" w:styleId="50">
-    <w:name w:val="Заголовок 5 Знак"/>
-    <w:basedOn w:val="a0"/>
-    <w:link w:val="5"/>
-    <w:uiPriority w:val="9"/>
-    <w:semiHidden/>
-    <w:rsid w:val="00115338"/>
-    <w:rPr>
-      <w:rFonts w:eastAsiaTheme="majorEastAsia" w:cstheme="majorBidi"/>
-      <w:color w:val="0F4761" w:themeColor="accent1" w:themeShade="BF"/>
-    </w:rPr>
-  </w:style>
-  <w:style w:type="character" w:customStyle="1" w:styleId="60">
-    <w:name w:val="Заголовок 6 Знак"/>
-    <w:basedOn w:val="a0"/>
-    <w:link w:val="6"/>
-    <w:uiPriority w:val="9"/>
-    <w:semiHidden/>
-    <w:rsid w:val="00115338"/>
-    <w:rPr>
-      <w:rFonts w:eastAsiaTheme="majorEastAsia" w:cstheme="majorBidi"/>
-      <w:i/>
-      <w:iCs/>
-      <w:color w:val="595959" w:themeColor="text1" w:themeTint="A6"/>
-    </w:rPr>
-  </w:style>
-  <w:style w:type="character" w:customStyle="1" w:styleId="70">
-    <w:name w:val="Заголовок 7 Знак"/>
-    <w:basedOn w:val="a0"/>
-    <w:link w:val="7"/>
-    <w:uiPriority w:val="9"/>
-    <w:semiHidden/>
-    <w:rsid w:val="00115338"/>
-    <w:rPr>
-      <w:rFonts w:eastAsiaTheme="majorEastAsia" w:cstheme="majorBidi"/>
-      <w:color w:val="595959" w:themeColor="text1" w:themeTint="A6"/>
-    </w:rPr>
-  </w:style>
-  <w:style w:type="character" w:customStyle="1" w:styleId="80">
-    <w:name w:val="Заголовок 8 Знак"/>
-    <w:basedOn w:val="a0"/>
-    <w:link w:val="8"/>
-    <w:uiPriority w:val="9"/>
-    <w:semiHidden/>
-    <w:rsid w:val="00115338"/>
-    <w:rPr>
-      <w:rFonts w:eastAsiaTheme="majorEastAsia" w:cstheme="majorBidi"/>
-      <w:i/>
-      <w:iCs/>
-      <w:color w:val="272727" w:themeColor="text1" w:themeTint="D8"/>
-    </w:rPr>
-  </w:style>
-  <w:style w:type="character" w:customStyle="1" w:styleId="90">
-    <w:name w:val="Заголовок 9 Знак"/>
-    <w:basedOn w:val="a0"/>
-    <w:link w:val="9"/>
-    <w:uiPriority w:val="9"/>
-    <w:semiHidden/>
-    <w:rsid w:val="00115338"/>
-    <w:rPr>
-      <w:rFonts w:eastAsiaTheme="majorEastAsia" w:cstheme="majorBidi"/>
-      <w:color w:val="272727" w:themeColor="text1" w:themeTint="D8"/>
-    </w:rPr>
-  </w:style>
   <w:style w:type="paragraph" w:styleId="a3">
     <w:name w:val="Title"/>
     <w:basedOn w:val="a"/>
     <w:next w:val="a"/>
-    <w:link w:val="a4"/>
     <w:uiPriority w:val="10"/>
     <w:qFormat/>
-    <w:rsid w:val="00115338"/>
-    <w:pPr>
-      <w:spacing w:after="80" w:line="240" w:lineRule="auto"/>
-      <w:contextualSpacing/>
-    </w:pPr>
     <w:rPr>
-      <w:rFonts w:asciiTheme="majorHAnsi" w:eastAsiaTheme="majorEastAsia" w:hAnsiTheme="majorHAnsi" w:cstheme="majorBidi"/>
-      <w:spacing w:val="-10"/>
-      <w:kern w:val="28"/>
       <w:sz w:val="56"/>
       <w:szCs w:val="56"/>
     </w:rPr>
   </w:style>
-  <w:style w:type="character" w:customStyle="1" w:styleId="a4">
-    <w:name w:val="Заголовок Знак"/>
-    <w:basedOn w:val="a0"/>
-    <w:link w:val="a3"/>
-    <w:uiPriority w:val="10"/>
-    <w:rsid w:val="00115338"/>
+  <w:style w:type="paragraph" w:customStyle="1" w:styleId="10">
+    <w:name w:val="Строгий1"/>
+    <w:basedOn w:val="a"/>
+    <w:next w:val="a"/>
+    <w:qFormat/>
     <w:rPr>
-      <w:rFonts w:asciiTheme="majorHAnsi" w:eastAsiaTheme="majorEastAsia" w:hAnsiTheme="majorHAnsi" w:cstheme="majorBidi"/>
-      <w:spacing w:val="-10"/>
-      <w:kern w:val="28"/>
-      <w:sz w:val="56"/>
-      <w:szCs w:val="56"/>
+      <w:b/>
+      <w:bCs/>
     </w:rPr>
   </w:style>
-  <w:style w:type="paragraph" w:styleId="a5">
-    <w:name w:val="Subtitle"/>
+  <w:style w:type="paragraph" w:styleId="a4">
+    <w:name w:val="List Paragraph"/>
     <w:basedOn w:val="a"/>
-    <w:next w:val="a"/>
-    <w:link w:val="a6"/>
-    <w:uiPriority w:val="11"/>
     <w:qFormat/>
-    <w:rsid w:val="00115338"/>
-    <w:pPr>
-      <w:numPr>
-        <w:ilvl w:val="1"/>
-      </w:numPr>
-    </w:pPr>
+  </w:style>
+  <w:style w:type="character" w:styleId="a5">
+    <w:name w:val="Hyperlink"/>
+    <w:uiPriority w:val="99"/>
+    <w:unhideWhenUsed/>
     <w:rPr>
-      <w:rFonts w:eastAsiaTheme="majorEastAsia" w:cstheme="majorBidi"/>
-      <w:color w:val="595959" w:themeColor="text1" w:themeTint="A6"/>
-      <w:spacing w:val="15"/>
-      <w:sz w:val="28"/>
-      <w:szCs w:val="28"/>
+      <w:color w:val="0563C1"/>
+      <w:u w:val="single"/>
     </w:rPr>
   </w:style>
-  <w:style w:type="character" w:customStyle="1" w:styleId="a6">
-    <w:name w:val="Подзаголовок Знак"/>
-    <w:basedOn w:val="a0"/>
-    <w:link w:val="a5"/>
-    <w:uiPriority w:val="11"/>
-    <w:rsid w:val="00115338"/>
+  <w:style w:type="character" w:styleId="a6">
+    <w:name w:val="footnote reference"/>
+    <w:uiPriority w:val="99"/>
+    <w:semiHidden/>
+    <w:unhideWhenUsed/>
     <w:rPr>
-      <w:rFonts w:eastAsiaTheme="majorEastAsia" w:cstheme="majorBidi"/>
-      <w:color w:val="595959" w:themeColor="text1" w:themeTint="A6"/>
-      <w:spacing w:val="15"/>
-      <w:sz w:val="28"/>
-      <w:szCs w:val="28"/>
-    </w:rPr>
-  </w:style>
-  <w:style w:type="paragraph" w:styleId="21">
-    <w:name w:val="Quote"/>
-    <w:basedOn w:val="a"/>
-    <w:next w:val="a"/>
-    <w:link w:val="22"/>
-    <w:uiPriority w:val="29"/>
-    <w:qFormat/>
-    <w:rsid w:val="00115338"/>
-    <w:pPr>
-      <w:spacing w:before="160"/>
-      <w:jc w:val="center"/>
-    </w:pPr>
-    <w:rPr>
-      <w:i/>
-      <w:iCs/>
-      <w:color w:val="404040" w:themeColor="text1" w:themeTint="BF"/>
-    </w:rPr>
-  </w:style>
-  <w:style w:type="character" w:customStyle="1" w:styleId="22">
-    <w:name w:val="Цитата 2 Знак"/>
-    <w:basedOn w:val="a0"/>
-    <w:link w:val="21"/>
-    <w:uiPriority w:val="29"/>
-    <w:rsid w:val="00115338"/>
-    <w:rPr>
-      <w:i/>
-      <w:iCs/>
-      <w:color w:val="404040" w:themeColor="text1" w:themeTint="BF"/>
+      <w:vertAlign w:val="superscript"/>
     </w:rPr>
   </w:style>
   <w:style w:type="paragraph" w:styleId="a7">
-    <w:name w:val="List Paragraph"/>
+    <w:name w:val="footnote text"/>
     <w:basedOn w:val="a"/>
-    <w:uiPriority w:val="34"/>
-    <w:qFormat/>
-    <w:rsid w:val="00115338"/>
-    <w:pPr>
-      <w:ind w:left="720"/>
-      <w:contextualSpacing/>
-    </w:pPr>
-  </w:style>
-  <w:style w:type="character" w:styleId="a8">
-    <w:name w:val="Intense Emphasis"/>
-    <w:basedOn w:val="a0"/>
-    <w:uiPriority w:val="21"/>
-    <w:qFormat/>
-    <w:rsid w:val="00115338"/>
+    <w:link w:val="a8"/>
+    <w:uiPriority w:val="99"/>
+    <w:semiHidden/>
+    <w:unhideWhenUsed/>
     <w:rPr>
-      <w:i/>
-      <w:iCs/>
-      <w:color w:val="0F4761" w:themeColor="accent1" w:themeShade="BF"/>
+      <w:sz w:val="20"/>
+      <w:szCs w:val="20"/>
     </w:rPr>
   </w:style>
-  <w:style w:type="paragraph" w:styleId="a9">
-    <w:name w:val="Intense Quote"/>
-    <w:basedOn w:val="a"/>
-    <w:next w:val="a"/>
-    <w:link w:val="aa"/>
-    <w:uiPriority w:val="30"/>
-    <w:qFormat/>
-    <w:rsid w:val="00115338"/>
-    <w:pPr>
-      <w:pBdr>
-        <w:top w:val="single" w:sz="4" w:space="10" w:color="0F4761" w:themeColor="accent1" w:themeShade="BF"/>
-        <w:bottom w:val="single" w:sz="4" w:space="10" w:color="0F4761" w:themeColor="accent1" w:themeShade="BF"/>
-      </w:pBdr>
-      <w:spacing w:before="360" w:after="360"/>
-      <w:ind w:left="864" w:right="864"/>
-      <w:jc w:val="center"/>
-    </w:pPr>
+  <w:style w:type="character" w:customStyle="1" w:styleId="a8">
+    <w:name w:val="Текст сноски Знак"/>
+    <w:link w:val="a7"/>
+    <w:uiPriority w:val="99"/>
+    <w:semiHidden/>
+    <w:unhideWhenUsed/>
     <w:rPr>
-      <w:i/>
-      <w:iCs/>
-      <w:color w:val="0F4761" w:themeColor="accent1" w:themeShade="BF"/>
+      <w:sz w:val="20"/>
+      <w:szCs w:val="20"/>
     </w:rPr>
   </w:style>
-  <w:style w:type="character" w:customStyle="1" w:styleId="aa">
-    <w:name w:val="Выделенная цитата Знак"/>
-    <w:basedOn w:val="a0"/>
-    <w:link w:val="a9"/>
-    <w:uiPriority w:val="30"/>
-    <w:rsid w:val="00115338"/>
+  <w:style w:type="character" w:styleId="a9">
+    <w:name w:val="endnote reference"/>
+    <w:uiPriority w:val="99"/>
+    <w:semiHidden/>
+    <w:unhideWhenUsed/>
     <w:rPr>
-      <w:i/>
-      <w:iCs/>
-      <w:color w:val="0F4761" w:themeColor="accent1" w:themeShade="BF"/>
+      <w:vertAlign w:val="superscript"/>
     </w:rPr>
   </w:style>
-  <w:style w:type="character" w:styleId="ab">
-    <w:name w:val="Intense Reference"/>
-    <w:basedOn w:val="a0"/>
-    <w:uiPriority w:val="32"/>
-    <w:qFormat/>
-    <w:rsid w:val="00115338"/>
+  <w:style w:type="paragraph" w:styleId="aa">
+    <w:name w:val="endnote text"/>
+    <w:basedOn w:val="a"/>
+    <w:link w:val="ab"/>
+    <w:uiPriority w:val="99"/>
+    <w:semiHidden/>
+    <w:unhideWhenUsed/>
     <w:rPr>
-      <w:b/>
-      <w:bCs/>
-      <w:smallCaps/>
-      <w:color w:val="0F4761" w:themeColor="accent1" w:themeShade="BF"/>
-      <w:spacing w:val="5"/>
+      <w:sz w:val="20"/>
+      <w:szCs w:val="20"/>
+    </w:rPr>
+  </w:style>
+  <w:style w:type="character" w:customStyle="1" w:styleId="ab">
+    <w:name w:val="Текст концевой сноски Знак"/>
+    <w:link w:val="aa"/>
+    <w:uiPriority w:val="99"/>
+    <w:semiHidden/>
+    <w:unhideWhenUsed/>
+    <w:rPr>
+      <w:sz w:val="20"/>
+      <w:szCs w:val="20"/>
     </w:rPr>
   </w:style>
 </w:styles>
 </file>
 
 <file path=word/theme/theme1.xml><?xml version="1.0" encoding="utf-8"?>
-<a:theme xmlns:a="http://schemas.openxmlformats.org/drawingml/2006/main" name="Тема Office">
+<a:theme xmlns:a="http://schemas.openxmlformats.org/drawingml/2006/main" name="Office Theme">
   <a:themeElements>
-    <a:clrScheme name="Стандартная">
+    <a:clrScheme name="Office">
       <a:dk1>
         <a:sysClr val="windowText" lastClr="000000"/>
       </a:dk1>
@@ -1609,39 +2446,39 @@
         <a:sysClr val="window" lastClr="FFFFFF"/>
       </a:lt1>
       <a:dk2>
-        <a:srgbClr val="0E2841"/>
+        <a:srgbClr val="44546A"/>
       </a:dk2>
       <a:lt2>
-        <a:srgbClr val="E8E8E8"/>
+        <a:srgbClr val="E7E6E6"/>
       </a:lt2>
       <a:accent1>
-        <a:srgbClr val="156082"/>
+        <a:srgbClr val="4472C4"/>
       </a:accent1>
       <a:accent2>
-        <a:srgbClr val="E97132"/>
+        <a:srgbClr val="ED7D31"/>
       </a:accent2>
       <a:accent3>
-        <a:srgbClr val="196B24"/>
+        <a:srgbClr val="A5A5A5"/>
       </a:accent3>
       <a:accent4>
-        <a:srgbClr val="0F9ED5"/>
+        <a:srgbClr val="FFC000"/>
       </a:accent4>
       <a:accent5>
-        <a:srgbClr val="A02B93"/>
+        <a:srgbClr val="5B9BD5"/>
       </a:accent5>
       <a:accent6>
-        <a:srgbClr val="4EA72E"/>
+        <a:srgbClr val="70AD47"/>
       </a:accent6>
       <a:hlink>
-        <a:srgbClr val="467886"/>
+        <a:srgbClr val="0563C1"/>
       </a:hlink>
       <a:folHlink>
-        <a:srgbClr val="96607D"/>
+        <a:srgbClr val="954F72"/>
       </a:folHlink>
     </a:clrScheme>
-    <a:fontScheme name="Стандартная">
+    <a:fontScheme name="Office">
       <a:majorFont>
-        <a:latin typeface="Aptos Display" panose="02110004020202020204"/>
+        <a:latin typeface="Calibri Light" panose="020F0302020204030204"/>
         <a:ea typeface=""/>
         <a:cs typeface=""/>
         <a:font script="Jpan" typeface="游ゴシック Light"/>
@@ -1693,7 +2530,7 @@
         <a:font script="Tfng" typeface="Ebrima"/>
       </a:majorFont>
       <a:minorFont>
-        <a:latin typeface="Aptos" panose="02110004020202020204"/>
+        <a:latin typeface="Calibri" panose="020F0502020204030204"/>
         <a:ea typeface=""/>
         <a:cs typeface=""/>
         <a:font script="Jpan" typeface="游明朝"/>
@@ -1745,7 +2582,7 @@
         <a:font script="Tfng" typeface="Ebrima"/>
       </a:minorFont>
     </a:fontScheme>
-    <a:fmtScheme name="Стандартная">
+    <a:fmtScheme name="Office">
       <a:fillStyleLst>
         <a:solidFill>
           <a:schemeClr val="phClr"/>
@@ -1885,10 +2722,5 @@
   </a:themeElements>
   <a:objectDefaults/>
   <a:extraClrSchemeLst/>
-  <a:extLst>
-    <a:ext uri="{05A4C25C-085E-4340-85A3-A5531E510DB2}">
-      <thm15:themeFamily xmlns:thm15="http://schemas.microsoft.com/office/thememl/2012/main" name="Office Theme" id="{2E142A2C-CD16-42D6-873A-C26D2A0506FA}" vid="{1BDDFF52-6CD6-40A5-AB3C-68EB2F1E4D0A}"/>
-    </a:ext>
-  </a:extLst>
 </a:theme>
 </file>